--- a/docs/legal/paczka-inwestor-v7/02_Ramowa_umowa_posrednictwa_na_odleglosc_Finance_You_v7.docx
+++ b/docs/legal/paczka-inwestor-v7/02_Ramowa_umowa_posrednictwa_na_odleglosc_Finance_You_v7.docx
@@ -326,7 +326,7 @@
         <w:jc w:val="both"/>
       </w:pPr>
       <w:r>
-        <w:t xml:space="preserve">Usługa pośrednictwa transakcyjnego na podstawie niniejszej Umowy jest dla Inwestora nieodpłatna. Prowizja Klientowska jest należna Finance You od Klienta na podstawie odrębnej umowy i jest potrącana z kwoty Finansowania zgodnie z dyspozycją Klienta (Załącznik nr 6): Inwestor przekazuje ją bezpośrednio na rachunek Finance You, a pozostałą część wypłaca Klientowi. Nieodpłatność usługi dla Inwestora nie zwalnia z Mechanizmu Zabezpieczenia Prowizji.</w:t>
+        <w:t xml:space="preserve">Za dostęp do systemu Finance You Inwestor płaci wyłącznie Opłatę Abonamentową (§ 7); za przedstawienie Projektu i wsparcie transakcyjne Finance You nie pobiera od Inwestora odrębnego wynagrodzenia. Prowizja Klientowska jest należna Finance You od Klienta na podstawie odrębnej umowy i jest potrącana z kwoty Finansowania zgodnie z dyspozycją Klienta (Załącznik nr 6): Inwestor przekazuje ją bezpośrednio na rachunek Finance You, a pozostałą część wypłaca Klientowi. Opłata Abonamentowa nie zwalnia z Mechanizmu Zabezpieczenia Prowizji.</w:t>
       </w:r>
     </w:p>
     <w:p>
@@ -362,7 +362,7 @@
         <w:jc w:val="both"/>
       </w:pPr>
       <w:r>
-        <w:t xml:space="preserve">Model rozliczenia.  Inwestor nie płaci Finance You żadnego wynagrodzenia: usługa jest dla Inwestora nieodpłatna. Klient płaci Prowizję Klientowską według odrębnej umowy (7% Kwoty Udzielonej, nie mniej niż 5 000,00 zł, bez VAT), a Inwestor zabezpiecza jej bezpośredni przelew z kwoty Finansowania i potrąca ją z wypłaty. Zawarcie lub wykonanie Transakcji Chronionej bez tego mechanizmu stanowi Naruszenie Obejściowe i uruchamia Karę Obejściową równą 5% Sumy Hipotecznej.</w:t>
+        <w:t xml:space="preserve">Model rozliczenia.  Inwestor płaci Finance You wyłącznie Opłatę Abonamentową za dostęp do systemu: 1 500,00 zł brutto za 30 dni albo 7 000,00 zł brutto za 365 dni, z góry za wybrany okres. Klient płaci Prowizję Klientowską według odrębnej umowy (7% Kwoty Udzielonej, nie mniej niż 5 000,00 zł, bez VAT), a Inwestor zabezpiecza jej bezpośredni przelew z kwoty Finansowania i potrąca ją z wypłaty. Zawarcie lub wykonanie Transakcji Chronionej bez tego mechanizmu stanowi Naruszenie Obejściowe i uruchamia Karę Obejściową równą 5% Sumy Hipotecznej.</w:t>
       </w:r>
     </w:p>
     <w:p>
@@ -411,7 +411,7 @@
         <w:jc w:val="both"/>
       </w:pPr>
       <w:r>
-        <w:t xml:space="preserve">Karta Leada oznacza załącznik transakcyjny dla konkretnego Projektu, zawierający co najmniej identyfikator, moment Ujawnienia Identyfikującego, okres ochronny, regułę Sumy Hipotecznej, potwierdzenie nieodpłatności usługi dla Inwestora, rzeczywiste warunki Prowizji Klientowskiej, Mechanizm Zabezpieczenia Prowizji, Karę Obejściową wraz z przykładem kwotowym, zakres Grupy Inwestora, wynagrodzenie własne Inwestora od Klienta, konflikt interesów oraz sposób akceptacji.</w:t>
+        <w:t xml:space="preserve">Karta Leada oznacza załącznik transakcyjny dla konkretnego Projektu, zawierający co najmniej identyfikator, moment Ujawnienia Identyfikującego, okres ochronny, regułę Sumy Hipotecznej, potwierdzenie, że za Projekt nie są należne od Inwestora opłaty poza Opłatą Abonamentową, rzeczywiste warunki Prowizji Klientowskiej, Mechanizm Zabezpieczenia Prowizji, Karę Obejściową wraz z przykładem kwotowym, zakres Grupy Inwestora, wynagrodzenie własne Inwestora od Klienta, konflikt interesów oraz sposób akceptacji.</w:t>
       </w:r>
     </w:p>
     <w:p>
@@ -483,6 +483,24 @@
         <w:jc w:val="both"/>
       </w:pPr>
       <w:r>
+        <w:t xml:space="preserve">Opłata Abonamentowa oznacza jedyne wynagrodzenie Finance You należne od Inwestora — za dostęp do systemu Finance You (panelu Inwestora) przez Okres Abonamentowy: 1 500,00 zł brutto za 30 dni albo 7 000,00 zł brutto za 365 dni, według wyboru Inwestora.</w:t>
+      </w:r>
+    </w:p>
+    <w:p>
+      <w:pPr>
+        <w:spacing w:before="0" w:after="80"/>
+        <w:jc w:val="both"/>
+      </w:pPr>
+      <w:r>
+        <w:t xml:space="preserve">Okres Abonamentowy oznacza opłacony okres dostępu do systemu (30 albo 365 dni), liczony od zaksięgowania Opłaty Abonamentowej, a jeżeli poprzedni opłacony okres jeszcze trwa — od jego końca.</w:t>
+      </w:r>
+    </w:p>
+    <w:p>
+      <w:pPr>
+        <w:spacing w:before="0" w:after="80"/>
+        <w:jc w:val="both"/>
+      </w:pPr>
+      <w:r>
         <w:t xml:space="preserve">Kwota Udzielona oznacza kwotę Finansowania wynikającą z zawartej umowy pożyczki albo innego dokumentu Finansowania, przed potrąceniami, prowizjami i kosztami.</w:t>
       </w:r>
     </w:p>
@@ -667,7 +685,7 @@
         <w:jc w:val="both"/>
       </w:pPr>
       <w:r>
-        <w:t xml:space="preserve">Usługa przedstawienia i wsparcia transakcyjnego na podstawie niniejszej Umowy jest dla Inwestora nieodpłatna: Finance You nie pobiera od Inwestora żadnych opłat — ani abonamentu, ani opłaty za udostępnienie Projektu, ani wynagrodzenia od rezultatu. Wprowadzenie w przyszłości abonamentu za dostęp do systemu wymaga aneksu albo nowej wersji Umowy doręczonej Inwestorowi na trwałym nośniku i wyraźnie przez niego zaakceptowanej; do tego czasu żadna opłata od Inwestora nie jest należna.</w:t>
+        <w:t xml:space="preserve">Usługa przedstawienia i wsparcia transakcyjnego na podstawie niniejszej Umowy jest świadczona w ramach Opłaty Abonamentowej (§ 7): Finance You nie pobiera od Inwestora opłaty za udostępnienie Projektu ani wynagrodzenia od rezultatu. Zmiana wysokości Opłaty Abonamentowej obowiązuje wyłącznie na przyszłość, dla Okresów Abonamentowych opłaconych po jej wejściu w życie, i wymaga uprzedniego powiadomienia Inwestora na trwałym nośniku; opłacony Okres Abonamentowy nie podlega zmianie.</w:t>
       </w:r>
     </w:p>
     <w:p>
@@ -792,7 +810,7 @@
         <w:jc w:val="both"/>
       </w:pPr>
       <w:r>
-        <w:t xml:space="preserve">W razie rozbieżności pierwszeństwo ma indywidualna Karta Leada przed Umową wyłącznie w zakresie danych Projektu, rzeczywistych warunków Prowizji Klientowskiej i szczególnych warunków, a Umowa przed ogólnym regulaminem. Karta Leada nie może ustanawiać żadnych opłat należnych od Inwestora. Kara Obejściowa wynosi dokładnie 5% Sumy Hipotecznej; jej zmiana wymaga odrębnego uzgodnienia Stron w formie dokumentowej i uprzedniego przeglądu prawnego.</w:t>
+        <w:t xml:space="preserve">W razie rozbieżności pierwszeństwo ma indywidualna Karta Leada przed Umową wyłącznie w zakresie danych Projektu, rzeczywistych warunków Prowizji Klientowskiej i szczególnych warunków, a Umowa przed ogólnym regulaminem. Karta Leada nie może ustanawiać żadnych opłat należnych od Inwestora; jedynym wynagrodzeniem Finance You od Inwestora jest Opłata Abonamentowa (§ 7). Kara Obejściowa wynosi dokładnie 5% Sumy Hipotecznej; jej zmiana wymaga odrębnego uzgodnienia Stron w formie dokumentowej i uprzedniego przeglądu prawnego.</w:t>
       </w:r>
     </w:p>
     <w:p>
@@ -868,7 +886,7 @@
         <w:jc w:val="both"/>
       </w:pPr>
       <w:r>
-        <w:t xml:space="preserve">Składanie Zleceń, udostępnienie teasera, Karta Leada, Ujawnienie Identyfikujące i rezerwacja są dla Inwestora nieodpłatne. Inwestor nie ma dostępu do Projektów nieprzypisanych do jego Zleceń ani do ich zestawienia. Nieodpłatność usługi jest niezależna od Prowizji Klientowskiej i Kary Obejściowej i nie zwalnia z Mechanizmu Zabezpieczenia Prowizji.</w:t>
+        <w:t xml:space="preserve">Składanie Zleceń, udostępnienie teasera, Karta Leada, Ujawnienie Identyfikujące i rezerwacja są dostępne w aktywnym Okresie Abonamentowym i nie wymagają dodatkowych opłat. Inwestor nie ma dostępu do Projektów nieprzypisanych do jego Zleceń ani do ich zestawienia. Opłata Abonamentowa jest niezależna od Prowizji Klientowskiej i Kary Obejściowej i nie zwalnia z Mechanizmu Zabezpieczenia Prowizji.</w:t>
       </w:r>
     </w:p>
     <w:p>
@@ -1002,16 +1020,16 @@
           <w:b/>
           <w:bCs/>
         </w:rPr>
-        <w:t xml:space="preserve">§ 7. Nieodpłatność usługi dla Inwestora i zabezpieczenie Prowizji Klientowskiej</w:t>
-      </w:r>
-    </w:p>
-    <w:p>
-      <w:pPr>
-        <w:spacing w:before="0" w:after="80"/>
-        <w:jc w:val="both"/>
-      </w:pPr>
-      <w:r>
-        <w:t xml:space="preserve">Finance You nie pobiera od Inwestora żadnych opłat: przyjęcie Zlecenia, udostępnienie teasera, Karta Leada, Ujawnienie Identyfikujące, rezerwacja, wsparcie transakcyjne oraz zawarcie Transakcji Chronionej pozostają dla Inwestora nieodpłatne. Ewentualny przyszły abonament za dostęp do systemu wymaga aneksu albo nowej wersji Umowy (§ 2 ust. 5).</w:t>
+        <w:t xml:space="preserve">§ 7. Opłata Abonamentowa i zabezpieczenie Prowizji Klientowskiej</w:t>
+      </w:r>
+    </w:p>
+    <w:p>
+      <w:pPr>
+        <w:spacing w:before="0" w:after="80"/>
+        <w:jc w:val="both"/>
+      </w:pPr>
+      <w:r>
+        <w:t xml:space="preserve">Finance You pobiera od Inwestora wyłącznie Opłatę Abonamentową za dostęp do systemu: 1 500,00 zł brutto za 30 dni albo 7 000,00 zł brutto za 365 dni, według wyboru Inwestora. Opłata jest płatna z góry, jednorazowo za wybrany Okres Abonamentowy, za pośrednictwem operatora płatności (w szczególności przelewem albo BLIK), bez konieczności podawania danych karty płatniczej i bez automatycznego odnowienia; Finance You wystawia za nią fakturę. Przyjęcie Zlecenia, udostępnienie teasera, Karta Leada, Ujawnienie Identyfikujące, rezerwacja, wsparcie transakcyjne oraz zawarcie Transakcji Chronionej nie wymagają dodatkowych opłat. Po upływie Okresu Abonamentowego Finance You wstrzymuje przyjmowanie nowych Zleceń i dostęp do funkcji systemu do czasu opłacenia kolejnego okresu; dane i dokumenty Inwestora nie są usuwane, a poufność, Mechanizm Zabezpieczenia Prowizji i Okres Ochronny pozostają w mocy.</w:t>
       </w:r>
     </w:p>
     <w:p>
@@ -1177,7 +1195,7 @@
         <w:jc w:val="both"/>
       </w:pPr>
       <w:r>
-        <w:t xml:space="preserve">Samo wystąpienie Transakcji Chronionej nie rodzi obowiązku zapłaty Kary Obejściowej. Jeżeli przed jej zawarciem skutecznie zabezpieczono Prowizję Klientowską i przekazano ją zgodnie z § 7, Kara Obejściowa nie powstaje, a Inwestor nie płaci Finance You żadnego wynagrodzenia.</w:t>
+        <w:t xml:space="preserve">Samo wystąpienie Transakcji Chronionej nie rodzi obowiązku zapłaty Kary Obejściowej. Jeżeli przed jej zawarciem skutecznie zabezpieczono Prowizję Klientowską i przekazano ją zgodnie z § 7, Kara Obejściowa nie powstaje, a Inwestor nie płaci Finance You od tej Transakcji żadnego wynagrodzenia.</w:t>
       </w:r>
     </w:p>
     <w:p>
@@ -1262,7 +1280,7 @@
         <w:jc w:val="both"/>
       </w:pPr>
       <w:r>
-        <w:t xml:space="preserve">Ochrona nie oznacza obowiązku zawarcia transakcji. Jeżeli Inwestor nie zawrze ani nie zrealizuje Transakcji Chronionej i nie użyje relacji w inny sposób, nie powstaje Kara Obejściowa; jeżeli zawrze ją prawidłowo z Mechanizmem Zabezpieczenia Prowizji, Inwestor nie płaci Finance You żadnego wynagrodzenia.</w:t>
+        <w:t xml:space="preserve">Ochrona nie oznacza obowiązku zawarcia transakcji. Jeżeli Inwestor nie zawrze ani nie zrealizuje Transakcji Chronionej i nie użyje relacji w inny sposób, nie powstaje Kara Obejściowa; jeżeli zawrze ją prawidłowo z Mechanizmem Zabezpieczenia Prowizji, Inwestor nie płaci Finance You od tej Transakcji żadnego wynagrodzenia.</w:t>
       </w:r>
     </w:p>
     <w:p>
@@ -1597,7 +1615,7 @@
         <w:jc w:val="both"/>
       </w:pPr>
       <w:r>
-        <w:t xml:space="preserve">Stała kara za naruszenie raportowania nie ma zastosowania do Konsumenta. Kara Obejściowa może zostać zastosowana wobec Konsumenta wyłącznie po jej rzeczywistym, indywidualnym uzgodnieniu przed Ujawnieniem Identyfikującym, w osobnym oświadczeniu zawierającym sposób obliczenia, kwotowy przykład oraz jednoznaczne wskazanie, że poza Karą Obejściową Inwestor nie płaci Finance You żadnego wynagrodzenia. W pozostałym zakresie odpowiedzialność Konsumenta podlega zasadom ogólnym.</w:t>
+        <w:t xml:space="preserve">Stała kara za naruszenie raportowania nie ma zastosowania do Konsumenta. Kara Obejściowa może zostać zastosowana wobec Konsumenta wyłącznie po jej rzeczywistym, indywidualnym uzgodnieniu przed Ujawnieniem Identyfikującym, w osobnym oświadczeniu zawierającym sposób obliczenia, kwotowy przykład oraz jednoznaczne wskazanie, że poza Opłatą Abonamentową i Karą Obejściową Inwestor nie płaci Finance You żadnego wynagrodzenia. W pozostałym zakresie odpowiedzialność Konsumenta podlega zasadom ogólnym.</w:t>
       </w:r>
     </w:p>
     <w:p>
@@ -1619,7 +1637,7 @@
         <w:jc w:val="both"/>
       </w:pPr>
       <w:r>
-        <w:t xml:space="preserve">Przed zawarciem Umowy Konsument otrzymuje na trwałym nośniku informacje z Załącznika nr 3, aktualną Umowę, wzór odstąpienia oraz potwierdzenie, że usługa jest dla Inwestora nieodpłatna. Przed każdym Ujawnieniem Identyfikującym otrzymuje także indywidualną Kartę Leada wskazującą nieodpłatność usługi, warunki Prowizji Klientowskiej, Mechanizm Zabezpieczenia Prowizji oraz sposób obliczenia i przykład Kary Obejściowej.</w:t>
+        <w:t xml:space="preserve">Przed zawarciem Umowy Konsument otrzymuje na trwałym nośniku informacje z Załącznika nr 3, aktualną Umowę, wzór odstąpienia oraz informację o wysokości Opłaty Abonamentowej i sposobie jej zapłaty. Przed każdym Ujawnieniem Identyfikującym otrzymuje także indywidualną Kartę Leada wskazującą, że za Projekt nie są należne opłaty poza Opłatą Abonamentową, warunki Prowizji Klientowskiej, Mechanizm Zabezpieczenia Prowizji oraz sposób obliczenia i przykład Kary Obejściowej.</w:t>
       </w:r>
     </w:p>
     <w:p>
@@ -1646,7 +1664,7 @@
         <w:jc w:val="both"/>
       </w:pPr>
       <w:r>
-        <w:t xml:space="preserve">Skuteczne odstąpienie Konsumenta po rozpoczęciu, lecz przed pełnym wykonaniem usługi, rodzi obowiązek zapłaty kwoty proporcjonalnej do świadczeń spełnionych do chwili odstąpienia — wyłącznie wtedy, gdy Konsument wyraźnie zażądał rozpoczęcia wykonywania przed upływem terminu odstąpienia i potwierdził, że utraci prawo odstąpienia po pełnym wykonaniu usługi. Ponieważ usługa jest dla Inwestora nieodpłatna, obowiązek zapłaty kwoty proporcjonalnej nie powstaje.</w:t>
+        <w:t xml:space="preserve">Skuteczne odstąpienie Konsumenta po rozpoczęciu, lecz przed pełnym wykonaniem usługi, rodzi obowiązek zapłaty kwoty proporcjonalnej do świadczeń spełnionych do chwili odstąpienia — wyłącznie wtedy, gdy Konsument wyraźnie zażądał rozpoczęcia wykonywania przed upływem terminu odstąpienia i potwierdził, że utraci prawo odstąpienia po pełnym wykonaniu usługi. W takim przypadku Finance You zwraca Opłatę Abonamentową pomniejszoną o kwotę proporcjonalną do wykorzystanej części Okresu Abonamentowego; w pozostałych przypadkach zwraca ją w całości. Za przedstawienie Projektu nie nalicza się odrębnej kwoty.</w:t>
       </w:r>
     </w:p>
     <w:p>
@@ -1847,7 +1865,7 @@
         <w:jc w:val="both"/>
       </w:pPr>
       <w:r>
-        <w:t xml:space="preserve">Załączniki nr 1–7 stanowią integralną część Umowy; Umowa nie zawiera cennika ani innych załączników. Inwestor potwierdza otrzymanie kompletu dokumentów na trwałym nośniku przed Ujawnieniem Identyfikującym.</w:t>
+        <w:t xml:space="preserve">Załączniki nr 1–7 stanowią integralną część Umowy; wysokość Opłaty Abonamentowej określa § 7 ust. 1. Inwestor potwierdza otrzymanie kompletu dokumentów na trwałym nośniku przed Ujawnieniem Identyfikującym.</w:t>
       </w:r>
     </w:p>
     <w:p>
@@ -2190,7 +2208,7 @@
         <w:jc w:val="both"/>
       </w:pPr>
       <w:r>
-        <w:t xml:space="preserve">usługa dla Inwestora nieodpłatna — Finance You nie pobiera od Inwestora żadnych opłat</w:t>
+        <w:t xml:space="preserve">za ten Projekt Finance You nie pobiera od Inwestora żadnych opłat — dostęp w ramach Opłaty Abonamentowej (§ 7 Umowy)</w:t>
       </w:r>
     </w:p>
     <w:p>
@@ -2541,7 +2559,7 @@
         <w:jc w:val="both"/>
       </w:pPr>
       <w:r>
-        <w:t xml:space="preserve">Opłata proporcjonalna za rozpoczętą usługę pośrednictwa: nie powstaje — usługa jest dla Inwestora nieodpłatna (§ 15 ust. 4 Umowy).</w:t>
+        <w:t xml:space="preserve">Opłata proporcjonalna za rozpoczętą usługę pośrednictwa: nie dotyczy tego Projektu — rozliczenie Opłaty Abonamentowej przy odstąpieniu określa § 15 ust. 4 Umowy.</w:t>
       </w:r>
     </w:p>
     <w:p>
@@ -2568,7 +2586,7 @@
         <w:jc w:val="both"/>
       </w:pPr>
       <w:r>
-        <w:t xml:space="preserve">Potwierdzam, że usługa Finance You jest dla mnie nieodpłatna. Akceptuję obowiązek zastosowania Mechanizmu Zabezpieczenia Prowizji, ujawnioną Prowizję Klientowską, własne wynagrodzenie od Klienta, konflikt i środki zarządzania, Karę Obejściową 5% Sumy Hipotecznej, jej przykład kwotowy, pięcioletni Okres Ochronny oraz wersje dokumentów wskazane w Protokole Akceptacji.</w:t>
+        <w:t xml:space="preserve">Potwierdzam, że za ten Projekt nie płacę Finance You żadnej opłaty poza Opłatą Abonamentową. Akceptuję obowiązek zastosowania Mechanizmu Zabezpieczenia Prowizji, ujawnioną Prowizję Klientowską, własne wynagrodzenie od Klienta, konflikt i środki zarządzania, Karę Obejściową 5% Sumy Hipotecznej, jej przykład kwotowy, pięcioletni Okres Ochronny oraz wersje dokumentów wskazane w Protokole Akceptacji.</w:t>
       </w:r>
     </w:p>
     <w:p>
@@ -3092,7 +3110,7 @@
         <w:jc w:val="both"/>
       </w:pPr>
       <w:r>
-        <w:t xml:space="preserve">Usługa przedstawienia i wsparcia Transakcji Chronionej jest dla Inwestora nieodpłatna: Finance You nie pobiera od Inwestora abonamentu, opłaty za udostępnienie Projektu ani wynagrodzenia od rezultatu.</w:t>
+        <w:t xml:space="preserve">Opłata Abonamentowa za dostęp do systemu: 1 500,00 zł brutto za 30 dni albo 7 000,00 zł brutto za 365 dni, płatna z góry za wybrany okres przez operatora płatności, bez konieczności podawania danych karty płatniczej i bez automatycznego odnowienia. Finance You nie pobiera od Inwestora opłaty za udostępnienie Projektu ani wynagrodzenia od rezultatu.</w:t>
       </w:r>
     </w:p>
     <w:p>
@@ -3182,7 +3200,7 @@
         <w:jc w:val="both"/>
       </w:pPr>
       <w:r>
-        <w:t xml:space="preserve">Inwestor nie płaci wynagrodzenia. Prowizję Klientowską przekazuje z kwoty Finansowania zgodnie z dyspozycją Klienta. Ewentualna indywidualnie uzgodniona Kara Obejściowa jest płatna w terminie 7 dni od wezwania opisującego naruszenie i kalkulację.</w:t>
+        <w:t xml:space="preserve">Inwestor płaci wyłącznie Opłatę Abonamentową, z góry za wybrany Okres Abonamentowy. Prowizję Klientowską przekazuje z kwoty Finansowania zgodnie z dyspozycją Klienta. Ewentualna indywidualnie uzgodniona Kara Obejściowa jest płatna w terminie 7 dni od wezwania opisującego naruszenie i kalkulację.</w:t>
       </w:r>
     </w:p>
     <w:p>
@@ -3818,7 +3836,7 @@
         <w:jc w:val="both"/>
       </w:pPr>
       <w:r>
-        <w:t xml:space="preserve">Usługa Inwestora: nieodpłatna  Prowizja Klientowska: __________________  Mechanizm zabezpieczenia: ☐ tak ☐ nieKara Obejściowa 5% i przykład zaakceptowane: ☐ tak ☐ nie  Inwestor→Klient: __________________  konflikt i środki: ☐ tak ☐ nie</w:t>
+        <w:t xml:space="preserve">Opłata Inwestora za Projekt: brak (dostęp w ramach Opłaty Abonamentowej)  Prowizja Klientowska: __________________  Mechanizm zabezpieczenia: ☐ tak ☐ nieKara Obejściowa 5% i przykład zaakceptowane: ☐ tak ☐ nie  Inwestor→Klient: __________________  konflikt i środki: ☐ tak ☐ nie</w:t>
       </w:r>
     </w:p>
     <w:p>
@@ -4445,7 +4463,7 @@
         <w:jc w:val="left"/>
       </w:pPr>
       <w:r>
-        <w:t xml:space="preserve">☐ Zlecenie składam na podstawie Ramowej umowy pośrednictwa (wersja: ________). Usługa Finance You jest dla mnie nieodpłatna; Prowizja Klientowska (7% Kwoty Udzielonej, nie mniej niż 5 000,00 zł, bez VAT) obciąża Klienta, jest potrącana z wypłaty i podlega Mechanizmowi Zabezpieczenia Prowizji. ☐ Zobowiązuję się przed zawarciem Transakcji Chronionej samodzielnie zweryfikować status przedsiębiorcy Klienta i Cel Gospodarczy (§ 6 ust. 1 pkt 9). ☐ Przyjmuję do wiadomości, że Projekty są przedstawiane wyłącznie w wykonaniu przyjętego Zlecenia i nie mam dostępu do Projektów nieprzypisanych do moich Zleceń.</w:t>
+        <w:t xml:space="preserve">☐ Zlecenie składam na podstawie Ramowej umowy pośrednictwa (wersja: ________). Znam wysokość Opłaty Abonamentowej (1 500,00 zł brutto za 30 dni albo 7 000,00 zł brutto za 365 dni) i wiem, że poza nią nie płacę Finance You za Projekty ani od rezultatu; Prowizja Klientowska (7% Kwoty Udzielonej, nie mniej niż 5 000,00 zł, bez VAT) obciąża Klienta, jest potrącana z wypłaty i podlega Mechanizmowi Zabezpieczenia Prowizji. ☐ Zobowiązuję się przed zawarciem Transakcji Chronionej samodzielnie zweryfikować status przedsiębiorcy Klienta i Cel Gospodarczy (§ 6 ust. 1 pkt 9). ☐ Przyjmuję do wiadomości, że Projekty są przedstawiane wyłącznie w wykonaniu przyjętego Zlecenia i nie mam dostępu do Projektów nieprzypisanych do moich Zleceń.</w:t>
       </w:r>
     </w:p>
     <w:p>

--- a/docs/legal/paczka-inwestor-v7/02_Ramowa_umowa_posrednictwa_na_odleglosc_Finance_You_v7.docx
+++ b/docs/legal/paczka-inwestor-v7/02_Ramowa_umowa_posrednictwa_na_odleglosc_Finance_You_v7.docx
@@ -326,16 +326,16 @@
         <w:jc w:val="both"/>
       </w:pPr>
       <w:r>
-        <w:t xml:space="preserve">Za dostęp do systemu Finance You Inwestor płaci wyłącznie Opłatę Abonamentową (§ 7); za przedstawienie Projektu i wsparcie transakcyjne Finance You nie pobiera od Inwestora odrębnego wynagrodzenia. Prowizja Klientowska jest należna Finance You od Klienta na podstawie odrębnej umowy i jest potrącana z kwoty Finansowania zgodnie z dyspozycją Klienta (Załącznik nr 6): Inwestor przekazuje ją bezpośrednio na rachunek Finance You, a pozostałą część wypłaca Klientowi. Opłata Abonamentowa nie zwalnia z Mechanizmu Zabezpieczenia Prowizji.</w:t>
-      </w:r>
-    </w:p>
-    <w:p>
-      <w:pPr>
-        <w:spacing w:before="0" w:after="80"/>
-        <w:jc w:val="both"/>
-      </w:pPr>
-      <w:r>
-        <w:t xml:space="preserve">Strony chcą jednoznacznie ustalić zakres pięcioletniej ochrony relacji oraz Karę Obejściową równą 5% Sumy Hipotecznej za zawarcie lub wykonanie Transakcji Chronionej z naruszeniem niepieniężnego obowiązku zabezpieczenia Prowizji Klientowskiej i zakazu obchodzenia Finance You.</w:t>
+        <w:t xml:space="preserve">Za dostęp do systemu Finance You Inwestor płaci wyłącznie Opłatę Abonamentową (§ 7); za przedstawienie Projektu i wsparcie transakcyjne Finance You nie pobiera od Inwestora odrębnego wynagrodzenia. Prowizja od Pożyczkobiorcy jest należna Finance You od Klienta na podstawie odrębnej umowy i jest potrącana z kwoty Finansowania zgodnie z dyspozycją Klienta (Załącznik nr 6): Inwestor przekazuje ją bezpośrednio na rachunek Finance You, a pozostałą część wypłaca Klientowi. Opłata Abonamentowa nie zwalnia z Mechanizmu Zabezpieczenia Prowizji.</w:t>
+      </w:r>
+    </w:p>
+    <w:p>
+      <w:pPr>
+        <w:spacing w:before="0" w:after="80"/>
+        <w:jc w:val="both"/>
+      </w:pPr>
+      <w:r>
+        <w:t xml:space="preserve">Strony chcą jednoznacznie ustalić zakres pięcioletniej ochrony relacji oraz Karę Obejściową równą 5% Sumy Hipotecznej za zawarcie lub wykonanie Transakcji Chronionej z naruszeniem niepieniężnego obowiązku zabezpieczenia Prowizji od Pożyczkobiorcy i zakazu obchodzenia Finance You.</w:t>
       </w:r>
     </w:p>
     <w:p>
@@ -362,7 +362,7 @@
         <w:jc w:val="both"/>
       </w:pPr>
       <w:r>
-        <w:t xml:space="preserve">Model rozliczenia.  Inwestor płaci Finance You wyłącznie Opłatę Abonamentową za dostęp do systemu: 1 500,00 zł brutto za 30 dni albo 7 000,00 zł brutto za 365 dni, z góry za wybrany okres. Klient płaci Prowizję Klientowską według odrębnej umowy (7% Kwoty Udzielonej, nie mniej niż 5 000,00 zł, bez VAT), a Inwestor zabezpiecza jej bezpośredni przelew z kwoty Finansowania i potrąca ją z wypłaty. Zawarcie lub wykonanie Transakcji Chronionej bez tego mechanizmu stanowi Naruszenie Obejściowe i uruchamia Karę Obejściową równą 5% Sumy Hipotecznej.</w:t>
+        <w:t xml:space="preserve">Model rozliczenia.  Inwestor płaci Finance You wyłącznie Opłatę Abonamentową za dostęp do systemu: 1 500,00 zł brutto za 30 dni albo 7 000,00 zł brutto za 365 dni, z góry za wybrany okres. Klient płaci Prowizję od Pożyczkobiorcy według odrębnej umowy (7% Kwoty Udzielonej, nie mniej niż 5 000,00 zł, bez VAT), a Inwestor zabezpiecza jej bezpośredni przelew z kwoty Finansowania i potrąca ją z wypłaty. Zawarcie lub wykonanie Transakcji Chronionej bez tego mechanizmu stanowi Naruszenie Obejściowe i uruchamia Karę Obejściową równą 5% Sumy Hipotecznej.</w:t>
       </w:r>
     </w:p>
     <w:p>
@@ -411,7 +411,7 @@
         <w:jc w:val="both"/>
       </w:pPr>
       <w:r>
-        <w:t xml:space="preserve">Karta Leada oznacza załącznik transakcyjny dla konkretnego Projektu, zawierający co najmniej identyfikator, moment Ujawnienia Identyfikującego, okres ochronny, regułę Sumy Hipotecznej, potwierdzenie, że za Projekt nie są należne od Inwestora opłaty poza Opłatą Abonamentową, rzeczywiste warunki Prowizji Klientowskiej, Mechanizm Zabezpieczenia Prowizji, Karę Obejściową wraz z przykładem kwotowym, zakres Grupy Inwestora, wynagrodzenie własne Inwestora od Klienta, konflikt interesów oraz sposób akceptacji.</w:t>
+        <w:t xml:space="preserve">Karta Leada oznacza załącznik transakcyjny dla konkretnego Projektu, zawierający co najmniej identyfikator, moment Ujawnienia Identyfikującego, okres ochronny, regułę Sumy Hipotecznej, potwierdzenie, że za Projekt nie są należne od Inwestora opłaty poza Opłatą Abonamentową, rzeczywiste warunki Prowizji od Pożyczkobiorcy, Mechanizm Zabezpieczenia Prowizji, Karę Obejściową wraz z przykładem kwotowym, zakres Grupy Inwestora, wynagrodzenie własne Inwestora od Klienta, konflikt interesów oraz sposób akceptacji.</w:t>
       </w:r>
     </w:p>
     <w:p>
@@ -474,7 +474,7 @@
         <w:jc w:val="both"/>
       </w:pPr>
       <w:r>
-        <w:t xml:space="preserve">Prowizja Klientowska oznacza odrębne wynagrodzenie Finance You wynikające wyłącznie z umowy z Klientem i ekonomicznie obciążające Klienta, a nie cenę usługi świadczonej Inwestorowi. Wynosi 7% Kwoty Udzielonej, nie mniej niż 5 000,00 zł, bez VAT, i jest potrącana z wypłaty Finansowania zgodnie z dyspozycją Klienta (Załącznik nr 6): Inwestor przekazuje ją bezpośrednio na rachunek Finance You, a pozostałą część Kwoty Udzielonej wypłaca Klientowi; jeżeli odrębna umowa z Klientem przewiduje inną stawkę, minimum albo podstawę, Karta Leada musi odzwierciedlać rzeczywiste warunki tej umowy.</w:t>
+        <w:t xml:space="preserve">Prowizja od Pożyczkobiorcy oznacza odrębne wynagrodzenie Finance You wynikające wyłącznie z umowy z Klientem i ekonomicznie obciążające Klienta, a nie cenę usługi świadczonej Inwestorowi. Wynosi 7% Kwoty Udzielonej, nie mniej niż 5 000,00 zł, bez VAT, i jest potrącana z wypłaty Finansowania zgodnie z dyspozycją Klienta (Załącznik nr 6): Inwestor przekazuje ją bezpośrednio na rachunek Finance You, a pozostałą część Kwoty Udzielonej wypłaca Klientowi; jeżeli odrębna umowa z Klientem przewiduje inną stawkę, minimum albo podstawę, Karta Leada musi odzwierciedlać rzeczywiste warunki tej umowy.</w:t>
       </w:r>
     </w:p>
     <w:p>
@@ -510,16 +510,16 @@
         <w:jc w:val="both"/>
       </w:pPr>
       <w:r>
-        <w:t xml:space="preserve">Mechanizm Zabezpieczenia Prowizji oznacza łączne spełnienie następujących warunków przed zawarciem lub najpóźniej w treści dokumentu Finansowania: potwierdzenie ważnej umowy prowizyjnej Klienta z Finance You; utrwalenie dyspozycji Klienta; zastrzeżenie w umowie Finansowania bezpośredniego świadczenia na rzecz Finance You; wskazanie kwoty albo jednoznacznej formuły Prowizji Klientowskiej i rachunku Finance You; oraz obowiązek przekazania Prowizji Klientowskiej nie później niż równocześnie z pierwszą wypłatą środków Klientowi.</w:t>
-      </w:r>
-    </w:p>
-    <w:p>
-      <w:pPr>
-        <w:spacing w:before="0" w:after="80"/>
-        <w:jc w:val="both"/>
-      </w:pPr>
-      <w:r>
-        <w:t xml:space="preserve">Naruszenie Obejściowe oznacza zawarcie, doprowadzenie do zawarcia lub wykonanie Transakcji Chronionej przez Inwestora albo Grupę Inwestora bez skutecznego Mechanizmu Zabezpieczenia Prowizji, z przyczyn, za które Inwestor odpowiada, w szczególności podpisanie dokumentu bez wymaganej klauzuli, wypłatę choćby części środków bez równoczesnego przekazania Prowizji Klientowskiej albo użycie innego podmiotu lub konstrukcji w celu pominięcia Finance You. Zamiar obejścia nie jest konieczny; działania i zaniechania Grupy Inwestora przy realizacji Transakcji traktuje się jak działania i zaniechania Inwestora.</w:t>
+        <w:t xml:space="preserve">Mechanizm Zabezpieczenia Prowizji oznacza łączne spełnienie następujących warunków przed zawarciem lub najpóźniej w treści dokumentu Finansowania: potwierdzenie ważnej umowy prowizyjnej Klienta z Finance You; utrwalenie dyspozycji Klienta; zastrzeżenie w umowie Finansowania bezpośredniego świadczenia na rzecz Finance You; wskazanie kwoty albo jednoznacznej formuły Prowizji od Pożyczkobiorcy i rachunku Finance You; oraz obowiązek przekazania Prowizji od Pożyczkobiorcy nie później niż równocześnie z pierwszą wypłatą środków Klientowi.</w:t>
+      </w:r>
+    </w:p>
+    <w:p>
+      <w:pPr>
+        <w:spacing w:before="0" w:after="80"/>
+        <w:jc w:val="both"/>
+      </w:pPr>
+      <w:r>
+        <w:t xml:space="preserve">Naruszenie Obejściowe oznacza zawarcie, doprowadzenie do zawarcia lub wykonanie Transakcji Chronionej przez Inwestora albo Grupę Inwestora bez skutecznego Mechanizmu Zabezpieczenia Prowizji, z przyczyn, za które Inwestor odpowiada, w szczególności podpisanie dokumentu bez wymaganej klauzuli, wypłatę choćby części środków bez równoczesnego przekazania Prowizji od Pożyczkobiorcy albo użycie innego podmiotu lub konstrukcji w celu pominięcia Finance You. Zamiar obejścia nie jest konieczny; działania i zaniechania Grupy Inwestora przy realizacji Transakcji traktuje się jak działania i zaniechania Inwestora.</w:t>
       </w:r>
     </w:p>
     <w:p>
@@ -810,7 +810,7 @@
         <w:jc w:val="both"/>
       </w:pPr>
       <w:r>
-        <w:t xml:space="preserve">W razie rozbieżności pierwszeństwo ma indywidualna Karta Leada przed Umową wyłącznie w zakresie danych Projektu, rzeczywistych warunków Prowizji Klientowskiej i szczególnych warunków, a Umowa przed ogólnym regulaminem. Karta Leada nie może ustanawiać żadnych opłat należnych od Inwestora; jedynym wynagrodzeniem Finance You od Inwestora jest Opłata Abonamentowa (§ 7). Kara Obejściowa wynosi dokładnie 5% Sumy Hipotecznej; jej zmiana wymaga odrębnego uzgodnienia Stron w formie dokumentowej i uprzedniego przeglądu prawnego.</w:t>
+        <w:t xml:space="preserve">W razie rozbieżności pierwszeństwo ma indywidualna Karta Leada przed Umową wyłącznie w zakresie danych Projektu, rzeczywistych warunków Prowizji od Pożyczkobiorcy i szczególnych warunków, a Umowa przed ogólnym regulaminem. Karta Leada nie może ustanawiać żadnych opłat należnych od Inwestora; jedynym wynagrodzeniem Finance You od Inwestora jest Opłata Abonamentowa (§ 7). Kara Obejściowa wynosi dokładnie 5% Sumy Hipotecznej; jej zmiana wymaga odrębnego uzgodnienia Stron w formie dokumentowej i uprzedniego przeglądu prawnego.</w:t>
       </w:r>
     </w:p>
     <w:p>
@@ -886,7 +886,7 @@
         <w:jc w:val="both"/>
       </w:pPr>
       <w:r>
-        <w:t xml:space="preserve">Składanie Zleceń, udostępnienie teasera, Karta Leada, Ujawnienie Identyfikujące i rezerwacja są dostępne w aktywnym Okresie Abonamentowym i nie wymagają dodatkowych opłat. Inwestor nie ma dostępu do Projektów nieprzypisanych do jego Zleceń ani do ich zestawienia. Opłata Abonamentowa jest niezależna od Prowizji Klientowskiej i Kary Obejściowej i nie zwalnia z Mechanizmu Zabezpieczenia Prowizji.</w:t>
+        <w:t xml:space="preserve">Składanie Zleceń, udostępnienie teasera, Karta Leada, Ujawnienie Identyfikujące i rezerwacja są dostępne w aktywnym Okresie Abonamentowym i nie wymagają dodatkowych opłat. Inwestor nie ma dostępu do Projektów nieprzypisanych do jego Zleceń ani do ich zestawienia. Opłata Abonamentowa jest niezależna od Prowizji od Pożyczkobiorcy i Kary Obejściowej i nie zwalnia z Mechanizmu Zabezpieczenia Prowizji.</w:t>
       </w:r>
     </w:p>
     <w:p>
@@ -971,7 +971,7 @@
         <w:jc w:val="both"/>
       </w:pPr>
       <w:r>
-        <w:t xml:space="preserve">nie zawrze ani nie wykona Transakcji Chronionej bez uprzedniego wdrożenia Mechanizmu Zabezpieczenia Prowizji i nie wypłaci żadnej transzy bez równoczesnego przekazania Prowizji Klientowskiej zgodnie z dyspozycją Klienta;</w:t>
+        <w:t xml:space="preserve">nie zawrze ani nie wykona Transakcji Chronionej bez uprzedniego wdrożenia Mechanizmu Zabezpieczenia Prowizji i nie wypłaci żadnej transzy bez równoczesnego przekazania Prowizji od Pożyczkobiorcy zgodnie z dyspozycją Klienta;</w:t>
       </w:r>
     </w:p>
     <w:p>
@@ -1020,7 +1020,7 @@
           <w:b/>
           <w:bCs/>
         </w:rPr>
-        <w:t xml:space="preserve">§ 7. Opłata Abonamentowa i zabezpieczenie Prowizji Klientowskiej</w:t>
+        <w:t xml:space="preserve">§ 7. Opłata Abonamentowa i zabezpieczenie Prowizji od Pożyczkobiorcy</w:t>
       </w:r>
     </w:p>
     <w:p>
@@ -1038,7 +1038,7 @@
         <w:jc w:val="both"/>
       </w:pPr>
       <w:r>
-        <w:t xml:space="preserve">Ekonomiczny ciężar Prowizji Klientowskiej ponosi Klient na podstawie odrębnej umowy z Finance You; nie jest ona opłatą za usługę świadczoną Inwestorowi. Prowizja Klientowska wynosi 7% Kwoty Udzielonej, nie mniej niż 5 000,00 zł, bez VAT, i jest potrącana z wypłaty, chyba że umowa Klienta przewiduje inną stawkę, minimum, podstawę albo moment należności. Karta Leada musi odzwierciedlać rzeczywiste, a nie przykładowe warunki. Odrębny obowiązek Inwestora wykonania dyspozycji Klienta i świadczenia na rzecz Finance You powstaje z dokumentu Finansowania zawierającego Mechanizm Zabezpieczenia Prowizji.</w:t>
+        <w:t xml:space="preserve">Ekonomiczny ciężar Prowizji od Pożyczkobiorcy ponosi Klient na podstawie odrębnej umowy z Finance You; nie jest ona opłatą za usługę świadczoną Inwestorowi. Prowizja od Pożyczkobiorcy wynosi 7% Kwoty Udzielonej, nie mniej niż 5 000,00 zł, bez VAT, i jest potrącana z wypłaty, chyba że umowa Klienta przewiduje inną stawkę, minimum, podstawę albo moment należności. Karta Leada musi odzwierciedlać rzeczywiste, a nie przykładowe warunki. Odrębny obowiązek Inwestora wykonania dyspozycji Klienta i świadczenia na rzecz Finance You powstaje z dokumentu Finansowania zawierającego Mechanizm Zabezpieczenia Prowizji.</w:t>
       </w:r>
     </w:p>
     <w:p>
@@ -1056,52 +1056,52 @@
         <w:jc w:val="both"/>
       </w:pPr>
       <w:r>
-        <w:t xml:space="preserve">Inwestor wypłaci kwotę Finansowania w dwóch częściach: Prowizję Klientowską przekaże bezpośrednio na rachunek Finance You wskazany w Karcie Leada, a pozostałą kwotę na rachunek Klienta albo zgodnie z jego pozostałymi dyspozycjami. Przelew Prowizji następuje nie później niż równocześnie z pierwszą wypłatą środków lub przekazaniem Klientowi korzyści ekonomicznej, chyba że Finance You wyraźnie zatwierdzi inny harmonogram.</w:t>
-      </w:r>
-    </w:p>
-    <w:p>
-      <w:pPr>
-        <w:spacing w:before="0" w:after="80"/>
-        <w:jc w:val="both"/>
-      </w:pPr>
-      <w:r>
-        <w:t xml:space="preserve">Przekazanie Prowizji Klientowskiej przez Inwestora jest wykonaniem części zobowiązania do wypłaty Finansowania wobec Klienta oraz wykonaniem zobowiązania Klienta wobec Finance You. Nie stanowi kosztu, prowizji ani wynagrodzenia należnego od Inwestora.</w:t>
-      </w:r>
-    </w:p>
-    <w:p>
-      <w:pPr>
-        <w:spacing w:before="0" w:after="80"/>
-        <w:jc w:val="both"/>
-      </w:pPr>
-      <w:r>
-        <w:t xml:space="preserve">Inwestor nie wypłaci żadnej części Finansowania, jeżeli przed wypłatą nie otrzyma potwierdzonej kwoty albo jednoznacznej formuły Prowizji Klientowskiej, numeru rachunku Finance You i dokumentu zawierającego Mechanizm Zabezpieczenia Prowizji. Brak któregokolwiek elementu oznacza obowiązek wstrzymania wypłaty i niezwłocznego zawiadomienia Finance You.</w:t>
-      </w:r>
-    </w:p>
-    <w:p>
-      <w:pPr>
-        <w:spacing w:before="0" w:after="80"/>
-        <w:jc w:val="both"/>
-      </w:pPr>
-      <w:r>
-        <w:t xml:space="preserve">W terminie 1 Dnia Roboczego od przelewu Inwestor przekaże Finance You potwierdzenie zapłaty zawierające identyfikator Projektu, kwotę, datę, rachunek nadawcy i tytuł płatności. Finance You potwierdzi zaliczenie kwoty na Prowizję Klientowską.</w:t>
-      </w:r>
-    </w:p>
-    <w:p>
-      <w:pPr>
-        <w:spacing w:before="0" w:after="80"/>
-        <w:jc w:val="both"/>
-      </w:pPr>
-      <w:r>
-        <w:t xml:space="preserve">Własne odsetki, prowizje, opłaty, korzyści lub inne świadczenia Inwestora od Klienta muszą zostać opisane w Karcie Leada oddzielnie od Prowizji Klientowskiej. Karta wskazuje także istotny konflikt interesów i środki jego ograniczenia; brak wymaganych informacji blokuje Ujawnienie Identyfikujące.</w:t>
-      </w:r>
-    </w:p>
-    <w:p>
-      <w:pPr>
-        <w:spacing w:before="0" w:after="80"/>
-        <w:jc w:val="both"/>
-      </w:pPr>
-      <w:r>
-        <w:t xml:space="preserve">Jeżeli Inwestor prawidłowo zastosuje Mechanizm Zabezpieczenia Prowizji i przekaże Prowizję Klientowską zgodnie z dyspozycją Klienta, zawarcie Transakcji Chronionej nie rodzi po stronie Inwestora żadnego wynagrodzenia transakcyjnego ani Kary Obejściowej na rzecz Finance You.</w:t>
+        <w:t xml:space="preserve">Inwestor wypłaci kwotę Finansowania w dwóch częściach: Prowizję od Pożyczkobiorcy przekaże bezpośrednio na rachunek Finance You wskazany w Karcie Leada, a pozostałą kwotę na rachunek Klienta albo zgodnie z jego pozostałymi dyspozycjami. Przelew Prowizji następuje nie później niż równocześnie z pierwszą wypłatą środków lub przekazaniem Klientowi korzyści ekonomicznej, chyba że Finance You wyraźnie zatwierdzi inny harmonogram.</w:t>
+      </w:r>
+    </w:p>
+    <w:p>
+      <w:pPr>
+        <w:spacing w:before="0" w:after="80"/>
+        <w:jc w:val="both"/>
+      </w:pPr>
+      <w:r>
+        <w:t xml:space="preserve">Przekazanie Prowizji od Pożyczkobiorcy przez Inwestora jest wykonaniem części zobowiązania do wypłaty Finansowania wobec Klienta oraz wykonaniem zobowiązania Klienta wobec Finance You. Nie stanowi kosztu, prowizji ani wynagrodzenia należnego od Inwestora.</w:t>
+      </w:r>
+    </w:p>
+    <w:p>
+      <w:pPr>
+        <w:spacing w:before="0" w:after="80"/>
+        <w:jc w:val="both"/>
+      </w:pPr>
+      <w:r>
+        <w:t xml:space="preserve">Inwestor nie wypłaci żadnej części Finansowania, jeżeli przed wypłatą nie otrzyma potwierdzonej kwoty albo jednoznacznej formuły Prowizji od Pożyczkobiorcy, numeru rachunku Finance You i dokumentu zawierającego Mechanizm Zabezpieczenia Prowizji. Brak któregokolwiek elementu oznacza obowiązek wstrzymania wypłaty i niezwłocznego zawiadomienia Finance You.</w:t>
+      </w:r>
+    </w:p>
+    <w:p>
+      <w:pPr>
+        <w:spacing w:before="0" w:after="80"/>
+        <w:jc w:val="both"/>
+      </w:pPr>
+      <w:r>
+        <w:t xml:space="preserve">W terminie 1 Dnia Roboczego od przelewu Inwestor przekaże Finance You potwierdzenie zapłaty zawierające identyfikator Projektu, kwotę, datę, rachunek nadawcy i tytuł płatności. Finance You potwierdzi zaliczenie kwoty na Prowizję od Pożyczkobiorcy.</w:t>
+      </w:r>
+    </w:p>
+    <w:p>
+      <w:pPr>
+        <w:spacing w:before="0" w:after="80"/>
+        <w:jc w:val="both"/>
+      </w:pPr>
+      <w:r>
+        <w:t xml:space="preserve">Własne odsetki, prowizje, opłaty, korzyści lub inne świadczenia Inwestora od Klienta muszą zostać opisane w Karcie Leada oddzielnie od Prowizji od Pożyczkobiorcy. Karta wskazuje także istotny konflikt interesów i środki jego ograniczenia; brak wymaganych informacji blokuje Ujawnienie Identyfikujące.</w:t>
+      </w:r>
+    </w:p>
+    <w:p>
+      <w:pPr>
+        <w:spacing w:before="0" w:after="80"/>
+        <w:jc w:val="both"/>
+      </w:pPr>
+      <w:r>
+        <w:t xml:space="preserve">Jeżeli Inwestor prawidłowo zastosuje Mechanizm Zabezpieczenia Prowizji i przekaże Prowizję od Pożyczkobiorcy zgodnie z dyspozycją Klienta, zawarcie Transakcji Chronionej nie rodzi po stronie Inwestora żadnego wynagrodzenia transakcyjnego ani Kary Obejściowej na rzecz Finance You.</w:t>
       </w:r>
     </w:p>
     <w:p>
@@ -1195,16 +1195,16 @@
         <w:jc w:val="both"/>
       </w:pPr>
       <w:r>
-        <w:t xml:space="preserve">Samo wystąpienie Transakcji Chronionej nie rodzi obowiązku zapłaty Kary Obejściowej. Jeżeli przed jej zawarciem skutecznie zabezpieczono Prowizję Klientowską i przekazano ją zgodnie z § 7, Kara Obejściowa nie powstaje, a Inwestor nie płaci Finance You od tej Transakcji żadnego wynagrodzenia.</w:t>
-      </w:r>
-    </w:p>
-    <w:p>
-      <w:pPr>
-        <w:spacing w:before="0" w:after="80"/>
-        <w:jc w:val="both"/>
-      </w:pPr>
-      <w:r>
-        <w:t xml:space="preserve">Naruszenie Obejściowe następuje najpóźniej z chwilą zawarcia wiążącego dokumentu Transakcji Chronionej bez Mechanizmu Zabezpieczenia Prowizji albo z chwilą pierwszej wypłaty lub korzyści przekazanej bez równoczesnego przelewu Prowizji Klientowskiej — zależnie od tego, które zdarzenie nastąpi wcześniej.</w:t>
+        <w:t xml:space="preserve">Samo wystąpienie Transakcji Chronionej nie rodzi obowiązku zapłaty Kary Obejściowej. Jeżeli przed jej zawarciem skutecznie zabezpieczono Prowizję od Pożyczkobiorcy i przekazano ją zgodnie z § 7, Kara Obejściowa nie powstaje, a Inwestor nie płaci Finance You od tej Transakcji żadnego wynagrodzenia.</w:t>
+      </w:r>
+    </w:p>
+    <w:p>
+      <w:pPr>
+        <w:spacing w:before="0" w:after="80"/>
+        <w:jc w:val="both"/>
+      </w:pPr>
+      <w:r>
+        <w:t xml:space="preserve">Naruszenie Obejściowe następuje najpóźniej z chwilą zawarcia wiążącego dokumentu Transakcji Chronionej bez Mechanizmu Zabezpieczenia Prowizji albo z chwilą pierwszej wypłaty lub korzyści przekazanej bez równoczesnego przelewu Prowizji od Pożyczkobiorcy — zależnie od tego, które zdarzenie nastąpi wcześniej.</w:t>
       </w:r>
     </w:p>
     <w:p>
@@ -1262,7 +1262,7 @@
         <w:jc w:val="both"/>
       </w:pPr>
       <w:r>
-        <w:t xml:space="preserve">Inwestor nie może projektować, inicjować ani akceptować konstrukcji, której celem lub skutkiem jest uniknięcie Mechanizmu Zabezpieczenia Prowizji albo zapłaty Prowizji Klientowskiej, w szczególności przez użycie Grupy Inwestora, podział jednej transakcji, finansowanie przez pośrednika, cesję przed lub po wypłacie, administratora hipoteki, zmianę zabezpieczenia, rozliczenie poza systemem albo zawarcie kolejnej umowy bez informacji dla Finance You.</w:t>
+        <w:t xml:space="preserve">Inwestor nie może projektować, inicjować ani akceptować konstrukcji, której celem lub skutkiem jest uniknięcie Mechanizmu Zabezpieczenia Prowizji albo zapłaty Prowizji od Pożyczkobiorcy, w szczególności przez użycie Grupy Inwestora, podział jednej transakcji, finansowanie przez pośrednika, cesję przed lub po wypłacie, administratora hipoteki, zmianę zabezpieczenia, rozliczenie poza systemem albo zawarcie kolejnej umowy bez informacji dla Finance You.</w:t>
       </w:r>
     </w:p>
     <w:p>
@@ -1414,25 +1414,25 @@
         <w:jc w:val="both"/>
       </w:pPr>
       <w:r>
-        <w:t xml:space="preserve">Na żądanie Finance You Inwestor przekaże w terminie 3 Dni Roboczych kopie lub wyciągi dokumentów niezbędnych do potwierdzenia zdarzenia, zastosowania Mechanizmu Zabezpieczenia Prowizji, zapłaty Prowizji Klientowskiej i — w razie naruszenia — obliczenia Kary Obejściowej. Może zanonimizować informacje niezwiązane z Projektem, o ile nie uniemożliwia to weryfikacji.</w:t>
-      </w:r>
-    </w:p>
-    <w:p>
-      <w:pPr>
-        <w:spacing w:before="0" w:after="80"/>
-        <w:jc w:val="both"/>
-      </w:pPr>
-      <w:r>
-        <w:t xml:space="preserve">Finance You może monitorować jawne rejestry, w tym księgi wieczyste i rejestry przedsiębiorców, przez Okres Ochronny oraz czas niezbędny do dochodzenia roszczeń. Monitoring ogranicza się do danych koniecznych do ochrony relacji, Prowizji Klientowskiej i Kary Obejściowej.</w:t>
-      </w:r>
-    </w:p>
-    <w:p>
-      <w:pPr>
-        <w:spacing w:before="0" w:after="80"/>
-        <w:jc w:val="both"/>
-      </w:pPr>
-      <w:r>
-        <w:t xml:space="preserve">W razie uzasadnionego sporu Finance You może zlecić niezależnemu adwokatowi, radcy prawnemu, biegłemu rewidentowi lub doradcy podatkowemu poufną weryfikację dokumentów. Jeżeli wykaże ona niezgłoszoną Transakcję Chronioną, brak Mechanizmu Zabezpieczenia Prowizji albo brak należnego przelewu Prowizji Klientowskiej, uzasadnione koszty weryfikacji ponosi Inwestor; w przeciwnym razie ponosi je Finance You.</w:t>
+        <w:t xml:space="preserve">Na żądanie Finance You Inwestor przekaże w terminie 3 Dni Roboczych kopie lub wyciągi dokumentów niezbędnych do potwierdzenia zdarzenia, zastosowania Mechanizmu Zabezpieczenia Prowizji, zapłaty Prowizji od Pożyczkobiorcy i — w razie naruszenia — obliczenia Kary Obejściowej. Może zanonimizować informacje niezwiązane z Projektem, o ile nie uniemożliwia to weryfikacji.</w:t>
+      </w:r>
+    </w:p>
+    <w:p>
+      <w:pPr>
+        <w:spacing w:before="0" w:after="80"/>
+        <w:jc w:val="both"/>
+      </w:pPr>
+      <w:r>
+        <w:t xml:space="preserve">Finance You może monitorować jawne rejestry, w tym księgi wieczyste i rejestry przedsiębiorców, przez Okres Ochronny oraz czas niezbędny do dochodzenia roszczeń. Monitoring ogranicza się do danych koniecznych do ochrony relacji, Prowizji od Pożyczkobiorcy i Kary Obejściowej.</w:t>
+      </w:r>
+    </w:p>
+    <w:p>
+      <w:pPr>
+        <w:spacing w:before="0" w:after="80"/>
+        <w:jc w:val="both"/>
+      </w:pPr>
+      <w:r>
+        <w:t xml:space="preserve">W razie uzasadnionego sporu Finance You może zlecić niezależnemu adwokatowi, radcy prawnemu, biegłemu rewidentowi lub doradcy podatkowemu poufną weryfikację dokumentów. Jeżeli wykaże ona niezgłoszoną Transakcję Chronioną, brak Mechanizmu Zabezpieczenia Prowizji albo brak należnego przelewu Prowizji od Pożyczkobiorcy, uzasadnione koszty weryfikacji ponosi Inwestor; w przeciwnym razie ponosi je Finance You.</w:t>
       </w:r>
     </w:p>
     <w:p>
@@ -1606,7 +1606,7 @@
         <w:jc w:val="both"/>
       </w:pPr>
       <w:r>
-        <w:t xml:space="preserve">Kara Obejściowa z niniejszej Umowy i Kara Obejściowa z NDA stanowią jedną karę za ten sam czyn i nie podlegają podwójnemu naliczeniu. Prowizja Klientowska należna od Klienta pozostaje odrębnym roszczeniem. Finance You może dochodzić odszkodowania przewyższającego karę, jeżeli szkoda jest wyższa.</w:t>
+        <w:t xml:space="preserve">Kara Obejściowa z niniejszej Umowy i Kara Obejściowa z NDA stanowią jedną karę za ten sam czyn i nie podlegają podwójnemu naliczeniu. Prowizja od Pożyczkobiorcy należna od Klienta pozostaje odrębnym roszczeniem. Finance You może dochodzić odszkodowania przewyższającego karę, jeżeli szkoda jest wyższa.</w:t>
       </w:r>
     </w:p>
     <w:p>
@@ -1637,7 +1637,7 @@
         <w:jc w:val="both"/>
       </w:pPr>
       <w:r>
-        <w:t xml:space="preserve">Przed zawarciem Umowy Konsument otrzymuje na trwałym nośniku informacje z Załącznika nr 3, aktualną Umowę, wzór odstąpienia oraz informację o wysokości Opłaty Abonamentowej i sposobie jej zapłaty. Przed każdym Ujawnieniem Identyfikującym otrzymuje także indywidualną Kartę Leada wskazującą, że za Projekt nie są należne opłaty poza Opłatą Abonamentową, warunki Prowizji Klientowskiej, Mechanizm Zabezpieczenia Prowizji oraz sposób obliczenia i przykład Kary Obejściowej.</w:t>
+        <w:t xml:space="preserve">Przed zawarciem Umowy Konsument otrzymuje na trwałym nośniku informacje z Załącznika nr 3, aktualną Umowę, wzór odstąpienia oraz informację o wysokości Opłaty Abonamentowej i sposobie jej zapłaty. Przed każdym Ujawnieniem Identyfikującym otrzymuje także indywidualną Kartę Leada wskazującą, że za Projekt nie są należne opłaty poza Opłatą Abonamentową, warunki Prowizji od Pożyczkobiorcy, Mechanizm Zabezpieczenia Prowizji oraz sposób obliczenia i przykład Kary Obejściowej.</w:t>
       </w:r>
     </w:p>
     <w:p>
@@ -1749,16 +1749,16 @@
         <w:jc w:val="both"/>
       </w:pPr>
       <w:r>
-        <w:t xml:space="preserve">Rozwiązanie Umowy nie wpływa na Prowizję Klientowską, obowiązki związane z Mechanizmem Zabezpieczenia Prowizji, już powstałą Karę Obejściową, poufność, ochronę danych, dowody, kontrolę, zakaz obchodzenia ani Okres Ochronny Projektów ujawnionych przed rozwiązaniem.</w:t>
-      </w:r>
-    </w:p>
-    <w:p>
-      <w:pPr>
-        <w:spacing w:before="0" w:after="80"/>
-        <w:jc w:val="both"/>
-      </w:pPr>
-      <w:r>
-        <w:t xml:space="preserve">Strony przyjmują, że pięcioletni Okres Ochronny określa czas, w którym Transakcja Chroniona może prowadzić do Naruszenia Obejściowego; nie zmienia on ustawowych terminów przedawnienia roszczenia o już wymagalną Karę Obejściową lub Prowizję Klientowską.</w:t>
+        <w:t xml:space="preserve">Rozwiązanie Umowy nie wpływa na Prowizję od Pożyczkobiorcy, obowiązki związane z Mechanizmem Zabezpieczenia Prowizji, już powstałą Karę Obejściową, poufność, ochronę danych, dowody, kontrolę, zakaz obchodzenia ani Okres Ochronny Projektów ujawnionych przed rozwiązaniem.</w:t>
+      </w:r>
+    </w:p>
+    <w:p>
+      <w:pPr>
+        <w:spacing w:before="0" w:after="80"/>
+        <w:jc w:val="both"/>
+      </w:pPr>
+      <w:r>
+        <w:t xml:space="preserve">Strony przyjmują, że pięcioletni Okres Ochronny określa czas, w którym Transakcja Chroniona może prowadzić do Naruszenia Obejściowego; nie zmienia on ustawowych terminów przedawnienia roszczenia o już wymagalną Karę Obejściową lub Prowizję od Pożyczkobiorcy.</w:t>
       </w:r>
     </w:p>
     <w:p>
@@ -1780,7 +1780,7 @@
         <w:jc w:val="both"/>
       </w:pPr>
       <w:r>
-        <w:t xml:space="preserve">Oświadczenia dotyczące Projektu składa się przez konto w systemie lub na adres e-mail wskazany w Karcie Leada. Oświadczenia o wypowiedzeniu, odstąpieniu, zmianie strony, sporze o Prowizję Klientowską lub Karę Obejściową i naruszeniu danych wymagają formy dokumentowej umożliwiającej utrwalenie treści.</w:t>
+        <w:t xml:space="preserve">Oświadczenia dotyczące Projektu składa się przez konto w systemie lub na adres e-mail wskazany w Karcie Leada. Oświadczenia o wypowiedzeniu, odstąpieniu, zmianie strony, sporze o Prowizję od Pożyczkobiorcy lub Karę Obejściową i naruszeniu danych wymagają formy dokumentowej umożliwiającej utrwalenie treści.</w:t>
       </w:r>
     </w:p>
     <w:p>
@@ -2307,7 +2307,7 @@
         <w:jc w:val="left"/>
       </w:pPr>
       <w:r>
-        <w:t xml:space="preserve">Prowizja Klientowska</w:t>
+        <w:t xml:space="preserve">Prowizja od Pożyczkobiorcy</w:t>
       </w:r>
     </w:p>
     <w:p>
@@ -2469,7 +2469,7 @@
         <w:jc w:val="both"/>
       </w:pPr>
       <w:r>
-        <w:t xml:space="preserve">Ujawnienie Identyfikujące jest niedopuszczalne, dopóki nie potwierdzono rzeczywistych warunków Prowizji Klientowskiej, Mechanizmu Zabezpieczenia Prowizji, Kary Obejściowej, konfliktu interesów, Karty Transferu i wersji dokumentów.</w:t>
+        <w:t xml:space="preserve">Ujawnienie Identyfikujące jest niedopuszczalne, dopóki nie potwierdzono rzeczywistych warunków Prowizji od Pożyczkobiorcy, Mechanizmu Zabezpieczenia Prowizji, Kary Obejściowej, konfliktu interesów, Karty Transferu i wersji dokumentów.</w:t>
       </w:r>
     </w:p>
     <w:p>
@@ -2586,7 +2586,7 @@
         <w:jc w:val="both"/>
       </w:pPr>
       <w:r>
-        <w:t xml:space="preserve">Potwierdzam, że za ten Projekt nie płacę Finance You żadnej opłaty poza Opłatą Abonamentową. Akceptuję obowiązek zastosowania Mechanizmu Zabezpieczenia Prowizji, ujawnioną Prowizję Klientowską, własne wynagrodzenie od Klienta, konflikt i środki zarządzania, Karę Obejściową 5% Sumy Hipotecznej, jej przykład kwotowy, pięcioletni Okres Ochronny oraz wersje dokumentów wskazane w Protokole Akceptacji.</w:t>
+        <w:t xml:space="preserve">Potwierdzam, że za ten Projekt nie płacę Finance You żadnej opłaty poza Opłatą Abonamentową. Akceptuję obowiązek zastosowania Mechanizmu Zabezpieczenia Prowizji, ujawnioną Prowizję od Pożyczkobiorcy, własne wynagrodzenie od Klienta, konflikt i środki zarządzania, Karę Obejściową 5% Sumy Hipotecznej, jej przykład kwotowy, pięcioletni Okres Ochronny oraz wersje dokumentów wskazane w Protokole Akceptacji.</w:t>
       </w:r>
     </w:p>
     <w:p>
@@ -3128,7 +3128,7 @@
         <w:jc w:val="both"/>
       </w:pPr>
       <w:r>
-        <w:t xml:space="preserve">Finance You otrzymuje od Klienta Prowizję Klientowską według odrębnej umowy. Standardowo: 7% Kwoty Udzielonej, nie mniej niż 5 000,00 zł, bez VAT — potrącana z wypłaty. Inwestor przekazuje ją z kwoty Finansowania bezpośrednio Finance You zgodnie z dyspozycją Klienta; nie jest to opłata Inwestora.</w:t>
+        <w:t xml:space="preserve">Finance You otrzymuje od Klienta Prowizję od Pożyczkobiorcy według odrębnej umowy. Standardowo: 7% Kwoty Udzielonej, nie mniej niż 5 000,00 zł, bez VAT — potrącana z wypłaty. Inwestor przekazuje ją z kwoty Finansowania bezpośrednio Finance You zgodnie z dyspozycją Klienta; nie jest to opłata Inwestora.</w:t>
       </w:r>
     </w:p>
     <w:p>
@@ -3200,7 +3200,7 @@
         <w:jc w:val="both"/>
       </w:pPr>
       <w:r>
-        <w:t xml:space="preserve">Inwestor płaci wyłącznie Opłatę Abonamentową, z góry za wybrany Okres Abonamentowy. Prowizję Klientowską przekazuje z kwoty Finansowania zgodnie z dyspozycją Klienta. Ewentualna indywidualnie uzgodniona Kara Obejściowa jest płatna w terminie 7 dni od wezwania opisującego naruszenie i kalkulację.</w:t>
+        <w:t xml:space="preserve">Inwestor płaci wyłącznie Opłatę Abonamentową, z góry za wybrany Okres Abonamentowy. Prowizję od Pożyczkobiorcy przekazuje z kwoty Finansowania zgodnie z dyspozycją Klienta. Ewentualna indywidualnie uzgodniona Kara Obejściowa jest płatna w terminie 7 dni od wezwania opisującego naruszenie i kalkulację.</w:t>
       </w:r>
     </w:p>
     <w:p>
@@ -3836,7 +3836,7 @@
         <w:jc w:val="both"/>
       </w:pPr>
       <w:r>
-        <w:t xml:space="preserve">Opłata Inwestora za Projekt: brak (dostęp w ramach Opłaty Abonamentowej)  Prowizja Klientowska: __________________  Mechanizm zabezpieczenia: ☐ tak ☐ nieKara Obejściowa 5% i przykład zaakceptowane: ☐ tak ☐ nie  Inwestor→Klient: __________________  konflikt i środki: ☐ tak ☐ nie</w:t>
+        <w:t xml:space="preserve">Opłata Inwestora za Projekt: brak (dostęp w ramach Opłaty Abonamentowej)  Prowizja od Pożyczkobiorcy: __________________  Mechanizm zabezpieczenia: ☐ tak ☐ nieKara Obejściowa 5% i przykład zaakceptowane: ☐ tak ☐ nie  Inwestor→Klient: __________________  konflikt i środki: ☐ tak ☐ nie</w:t>
       </w:r>
     </w:p>
     <w:p>
@@ -3950,7 +3950,7 @@
           <w:sz w:val="24"/>
           <w:szCs w:val="24"/>
         </w:rPr>
-        <w:t xml:space="preserve">Dyspozycja Klienta i klauzula zabezpieczająca Prowizję Klientowską</w:t>
+        <w:t xml:space="preserve">Dyspozycja Klienta i klauzula zabezpieczająca Prowizję od Pożyczkobiorcy</w:t>
       </w:r>
     </w:p>
     <w:p>
@@ -4053,7 +4053,7 @@
         <w:jc w:val="both"/>
       </w:pPr>
       <w:r>
-        <w:t xml:space="preserve">Kwota wypłacana Klientowi (Kwota Udzielona pomniejszona o Prowizję Klientowską)</w:t>
+        <w:t xml:space="preserve">Kwota wypłacana Klientowi (Kwota Udzielona pomniejszona o Prowizję od Pożyczkobiorcy)</w:t>
       </w:r>
     </w:p>
     <w:p>
@@ -4071,7 +4071,7 @@
         <w:jc w:val="left"/>
       </w:pPr>
       <w:r>
-        <w:t xml:space="preserve">Prowizja Klientowska</w:t>
+        <w:t xml:space="preserve">Prowizja od Pożyczkobiorcy</w:t>
       </w:r>
     </w:p>
     <w:p>
@@ -4165,16 +4165,16 @@
         <w:jc w:val="both"/>
       </w:pPr>
       <w:r>
-        <w:t xml:space="preserve">Klient potwierdza, że na podstawie odrębnej umowy z Finance You jest zobowiązany do zapłaty Prowizji Klientowskiej wskazanej powyżej. Klient poleca Inwestorowi, aby część należnej Klientowi wypłaty Finansowania w kwocie Prowizji Klientowskiej przekazał bezpośrednio na rachunek Finance You, a pozostałą część wypłacił zgodnie z pozostałymi dyspozycjami Klienta.</w:t>
-      </w:r>
-    </w:p>
-    <w:p>
-      <w:pPr>
-        <w:spacing w:before="0" w:after="80"/>
-        <w:jc w:val="both"/>
-      </w:pPr>
-      <w:r>
-        <w:t xml:space="preserve">Inwestor przyjmuje tę dyspozycję i zobowiązuje się wobec Klienta przekazać Prowizję Klientowską na rachunek Finance You nie później niż równocześnie z pierwszą wypłatą jakiejkolwiek części Finansowania. Jeżeli Strony przewidują transze, cała Prowizja Klientowska jest przekazywana przy pierwszej transzy, chyba że Finance You uprzednio zatwierdzi inny harmonogram w formie dokumentowej.</w:t>
+        <w:t xml:space="preserve">Klient potwierdza, że na podstawie odrębnej umowy z Finance You jest zobowiązany do zapłaty Prowizji od Pożyczkobiorcy wskazanej powyżej. Klient poleca Inwestorowi, aby część należnej Klientowi wypłaty Finansowania w kwocie Prowizji od Pożyczkobiorcy przekazał bezpośrednio na rachunek Finance You, a pozostałą część wypłacił zgodnie z pozostałymi dyspozycjami Klienta.</w:t>
+      </w:r>
+    </w:p>
+    <w:p>
+      <w:pPr>
+        <w:spacing w:before="0" w:after="80"/>
+        <w:jc w:val="both"/>
+      </w:pPr>
+      <w:r>
+        <w:t xml:space="preserve">Inwestor przyjmuje tę dyspozycję i zobowiązuje się wobec Klienta przekazać Prowizję od Pożyczkobiorcy na rachunek Finance You nie później niż równocześnie z pierwszą wypłatą jakiejkolwiek części Finansowania. Jeżeli Strony przewidują transze, cała Prowizja od Pożyczkobiorcy jest przekazywana przy pierwszej transzy, chyba że Finance You uprzednio zatwierdzi inny harmonogram w formie dokumentowej.</w:t>
       </w:r>
     </w:p>
     <w:p>
@@ -4192,25 +4192,25 @@
         <w:jc w:val="both"/>
       </w:pPr>
       <w:r>
-        <w:t xml:space="preserve">Przelew Prowizji Klientowskiej do Finance You stanowi wypłatę odpowiedniej części Finansowania Klientowi oraz równoczesne spełnienie jego zobowiązania prowizyjnego wobec Finance You. Nie stanowi prowizji, opłaty ani kosztu ponoszonego przez Inwestora na rzecz Finance You.</w:t>
-      </w:r>
-    </w:p>
-    <w:p>
-      <w:pPr>
-        <w:spacing w:before="0" w:after="80"/>
-        <w:jc w:val="both"/>
-      </w:pPr>
-      <w:r>
-        <w:t xml:space="preserve">Inwestor nie jest uprawniony do wypłaty Klientowi ani osobie przez niego wskazanej żadnej części Finansowania wcześniej niż równocześnie ze zleceniem przelewu Prowizji Klientowskiej na rachunek Finance You. Zmiana kwoty, rachunku lub terminu wymaga potwierdzenia Finance You w formie dokumentowej.</w:t>
-      </w:r>
-    </w:p>
-    <w:p>
-      <w:pPr>
-        <w:spacing w:before="0" w:after="80"/>
-        <w:jc w:val="both"/>
-      </w:pPr>
-      <w:r>
-        <w:t xml:space="preserve">Finance You oświadcza, że chce skorzystać z powyższego zastrzeżenia świadczenia na jej rzecz i przyjmuje uprawnienie do bezpośredniego żądania zapłaty wskazanej Prowizji Klientowskiej.</w:t>
+        <w:t xml:space="preserve">Przelew Prowizji od Pożyczkobiorcy do Finance You stanowi wypłatę odpowiedniej części Finansowania Klientowi oraz równoczesne spełnienie jego zobowiązania prowizyjnego wobec Finance You. Nie stanowi prowizji, opłaty ani kosztu ponoszonego przez Inwestora na rzecz Finance You.</w:t>
+      </w:r>
+    </w:p>
+    <w:p>
+      <w:pPr>
+        <w:spacing w:before="0" w:after="80"/>
+        <w:jc w:val="both"/>
+      </w:pPr>
+      <w:r>
+        <w:t xml:space="preserve">Inwestor nie jest uprawniony do wypłaty Klientowi ani osobie przez niego wskazanej żadnej części Finansowania wcześniej niż równocześnie ze zleceniem przelewu Prowizji od Pożyczkobiorcy na rachunek Finance You. Zmiana kwoty, rachunku lub terminu wymaga potwierdzenia Finance You w formie dokumentowej.</w:t>
+      </w:r>
+    </w:p>
+    <w:p>
+      <w:pPr>
+        <w:spacing w:before="0" w:after="80"/>
+        <w:jc w:val="both"/>
+      </w:pPr>
+      <w:r>
+        <w:t xml:space="preserve">Finance You oświadcza, że chce skorzystać z powyższego zastrzeżenia świadczenia na jej rzecz i przyjmuje uprawnienie do bezpośredniego żądania zapłaty wskazanej Prowizji od Pożyczkobiorcy.</w:t>
       </w:r>
     </w:p>
     <w:p>
@@ -4463,7 +4463,7 @@
         <w:jc w:val="left"/>
       </w:pPr>
       <w:r>
-        <w:t xml:space="preserve">☐ Zlecenie składam na podstawie Ramowej umowy pośrednictwa (wersja: ________). Znam wysokość Opłaty Abonamentowej (1 500,00 zł brutto za 30 dni albo 7 000,00 zł brutto za 365 dni) i wiem, że poza nią nie płacę Finance You za Projekty ani od rezultatu; Prowizja Klientowska (7% Kwoty Udzielonej, nie mniej niż 5 000,00 zł, bez VAT) obciąża Klienta, jest potrącana z wypłaty i podlega Mechanizmowi Zabezpieczenia Prowizji. ☐ Zobowiązuję się przed zawarciem Transakcji Chronionej samodzielnie zweryfikować status przedsiębiorcy Klienta i Cel Gospodarczy (§ 6 ust. 1 pkt 9). ☐ Przyjmuję do wiadomości, że Projekty są przedstawiane wyłącznie w wykonaniu przyjętego Zlecenia i nie mam dostępu do Projektów nieprzypisanych do moich Zleceń.</w:t>
+        <w:t xml:space="preserve">☐ Zlecenie składam na podstawie Ramowej umowy pośrednictwa (wersja: ________). Znam wysokość Opłaty Abonamentowej (1 500,00 zł brutto za 30 dni albo 7 000,00 zł brutto za 365 dni) i wiem, że poza nią nie płacę Finance You za Projekty ani od rezultatu; Prowizja od Pożyczkobiorcy (7% Kwoty Udzielonej, nie mniej niż 5 000,00 zł, bez VAT) obciąża Klienta, jest potrącana z wypłaty i podlega Mechanizmowi Zabezpieczenia Prowizji. ☐ Zobowiązuję się przed zawarciem Transakcji Chronionej samodzielnie zweryfikować status przedsiębiorcy Klienta i Cel Gospodarczy (§ 6 ust. 1 pkt 9). ☐ Przyjmuję do wiadomości, że Projekty są przedstawiane wyłącznie w wykonaniu przyjętego Zlecenia i nie mam dostępu do Projektów nieprzypisanych do moich Zleceń.</w:t>
       </w:r>
     </w:p>
     <w:p>

--- a/docs/legal/paczka-inwestor-v7/02_Ramowa_umowa_posrednictwa_na_odleglosc_Finance_You_v7.docx
+++ b/docs/legal/paczka-inwestor-v7/02_Ramowa_umowa_posrednictwa_na_odleglosc_Finance_You_v7.docx
@@ -326,7 +326,7 @@
         <w:jc w:val="both"/>
       </w:pPr>
       <w:r>
-        <w:t xml:space="preserve">Za dostęp do systemu Finance You Inwestor płaci wyłącznie Opłatę Abonamentową (§ 7); za przedstawienie Projektu i wsparcie transakcyjne Finance You nie pobiera od Inwestora odrębnego wynagrodzenia. Prowizja od Pożyczkobiorcy jest należna Finance You od Klienta na podstawie odrębnej umowy i jest potrącana z kwoty Finansowania zgodnie z dyspozycją Klienta (Załącznik nr 6): Inwestor przekazuje ją bezpośrednio na rachunek Finance You, a pozostałą część wypłaca Klientowi. Opłata Abonamentowa nie zwalnia z Mechanizmu Zabezpieczenia Prowizji.</w:t>
+        <w:t xml:space="preserve">Finance You nie pobiera od Inwestora wynagrodzenia za przedstawienie Projektu ani za wsparcie transakcyjne. Korzystanie z systemu Finance You wymaga aktywnego Abonamentu, nabywanego na podstawie Regulaminu Abonamentu Inwestora (§ 7). Prowizja od Pożyczkobiorcy jest należna Finance You od Klienta na podstawie odrębnej umowy i jest potrącana z kwoty Finansowania zgodnie z dyspozycją Klienta (Załącznik nr 6): Inwestor przekazuje ją bezpośrednio na rachunek Finance You, a pozostałą część wypłaca Klientowi. Abonament nie zwalnia z Mechanizmu Zabezpieczenia Prowizji.</w:t>
       </w:r>
     </w:p>
     <w:p>
@@ -362,7 +362,7 @@
         <w:jc w:val="both"/>
       </w:pPr>
       <w:r>
-        <w:t xml:space="preserve">Model rozliczenia.  Inwestor płaci Finance You wyłącznie Opłatę Abonamentową za dostęp do systemu: 1 500,00 zł brutto za 30 dni albo 7 000,00 zł brutto za 365 dni, z góry za wybrany okres. Klient płaci Prowizję od Pożyczkobiorcy według odrębnej umowy (7% Kwoty Udzielonej, nie mniej niż 5 000,00 zł, bez VAT), a Inwestor zabezpiecza jej bezpośredni przelew z kwoty Finansowania i potrąca ją z wypłaty. Zawarcie lub wykonanie Transakcji Chronionej bez tego mechanizmu stanowi Naruszenie Obejściowe i uruchamia Karę Obejściową równą 5% Sumy Hipotecznej.</w:t>
+        <w:t xml:space="preserve">Model rozliczenia.  Finance You nie pobiera od Inwestora wynagrodzenia z Umowy; dostęp do systemu wymaga aktywnego Abonamentu (Regulamin Abonamentu Inwestora, obecnie 1 500,00 zł brutto za 30 dni albo 7 000,00 zł brutto za 365 dni). Klient płaci Prowizję od Pożyczkobiorcy według odrębnej umowy (7% Kwoty Udzielonej, nie mniej niż 5 000,00 zł, bez VAT), a Inwestor zabezpiecza jej bezpośredni przelew z kwoty Finansowania i potrąca ją z wypłaty. Zawarcie lub wykonanie Transakcji Chronionej bez tego mechanizmu stanowi Naruszenie Obejściowe i uruchamia Karę Obejściową równą 5% Sumy Hipotecznej.</w:t>
       </w:r>
     </w:p>
     <w:p>
@@ -411,7 +411,7 @@
         <w:jc w:val="both"/>
       </w:pPr>
       <w:r>
-        <w:t xml:space="preserve">Karta Leada oznacza załącznik transakcyjny dla konkretnego Projektu, zawierający co najmniej identyfikator, moment Ujawnienia Identyfikującego, okres ochronny, regułę Sumy Hipotecznej, potwierdzenie, że za Projekt nie są należne od Inwestora opłaty poza Opłatą Abonamentową, rzeczywiste warunki Prowizji od Pożyczkobiorcy, Mechanizm Zabezpieczenia Prowizji, Karę Obejściową wraz z przykładem kwotowym, zakres Grupy Inwestora, wynagrodzenie własne Inwestora od Klienta, konflikt interesów oraz sposób akceptacji.</w:t>
+        <w:t xml:space="preserve">Karta Leada oznacza załącznik transakcyjny dla konkretnego Projektu, zawierający co najmniej identyfikator, moment Ujawnienia Identyfikującego, okres ochronny, regułę Sumy Hipotecznej, potwierdzenie, że za Projekt nie są należne od Inwestora żadne opłaty, rzeczywiste warunki Prowizji od Pożyczkobiorcy, Mechanizm Zabezpieczenia Prowizji, Karę Obejściową wraz z przykładem kwotowym, zakres Grupy Inwestora, wynagrodzenie własne Inwestora od Klienta, konflikt interesów oraz sposób akceptacji.</w:t>
       </w:r>
     </w:p>
     <w:p>
@@ -483,16 +483,25 @@
         <w:jc w:val="both"/>
       </w:pPr>
       <w:r>
-        <w:t xml:space="preserve">Opłata Abonamentowa oznacza jedyne wynagrodzenie Finance You należne od Inwestora — za dostęp do systemu Finance You (panelu Inwestora) przez Okres Abonamentowy: 1 500,00 zł brutto za 30 dni albo 7 000,00 zł brutto za 365 dni, według wyboru Inwestora.</w:t>
-      </w:r>
-    </w:p>
-    <w:p>
-      <w:pPr>
-        <w:spacing w:before="0" w:after="80"/>
-        <w:jc w:val="both"/>
-      </w:pPr>
-      <w:r>
-        <w:t xml:space="preserve">Okres Abonamentowy oznacza opłacony okres dostępu do systemu (30 albo 365 dni), liczony od zaksięgowania Opłaty Abonamentowej, a jeżeli poprzedni opłacony okres jeszcze trwa — od jego końca.</w:t>
+        <w:t xml:space="preserve">Abonament oznacza odpłatny dostęp Inwestora do systemu Finance You (panelu Inwestora) przez Okres Abonamentowy, sprzedawany przez Fundacja Krzewienia Edukacji Finansowej im. Pieczaka z siedzibą w Lublinie (KRS 0001140846, NIP 9462747637) na podstawie Regulaminu Abonamentu Inwestora, akceptowanego przy zakupie.</w:t>
+      </w:r>
+    </w:p>
+    <w:p>
+      <w:pPr>
+        <w:spacing w:before="0" w:after="80"/>
+        <w:jc w:val="both"/>
+      </w:pPr>
+      <w:r>
+        <w:t xml:space="preserve">Opłata Abonamentowa oznacza cenę Abonamentu określoną w Regulaminie Abonamentu Inwestora (obecnie 1 500,00 zł brutto za 30 dni albo 7 000,00 zł brutto za 365 dni, według wyboru Inwestora); nie jest wynagrodzeniem Finance You z tytułu Umowy.</w:t>
+      </w:r>
+    </w:p>
+    <w:p>
+      <w:pPr>
+        <w:spacing w:before="0" w:after="80"/>
+        <w:jc w:val="both"/>
+      </w:pPr>
+      <w:r>
+        <w:t xml:space="preserve">Okres Abonamentowy oznacza opłacony okres Abonamentu (30 albo 365 dni), liczony od zaksięgowania Opłaty Abonamentowej, a jeżeli poprzedni opłacony okres jeszcze trwa — od jego końca.</w:t>
       </w:r>
     </w:p>
     <w:p>
@@ -685,7 +694,7 @@
         <w:jc w:val="both"/>
       </w:pPr>
       <w:r>
-        <w:t xml:space="preserve">Usługa przedstawienia i wsparcia transakcyjnego na podstawie niniejszej Umowy jest świadczona w ramach Opłaty Abonamentowej (§ 7): Finance You nie pobiera od Inwestora opłaty za udostępnienie Projektu ani wynagrodzenia od rezultatu. Zmiana wysokości Opłaty Abonamentowej obowiązuje wyłącznie na przyszłość, dla Okresów Abonamentowych opłaconych po jej wejściu w życie, i wymaga uprzedniego powiadomienia Inwestora na trwałym nośniku; opłacony Okres Abonamentowy nie podlega zmianie.</w:t>
+        <w:t xml:space="preserve">Finance You nie pobiera od Inwestora wynagrodzenia za przedstawienie i wsparcie transakcyjne na podstawie niniejszej Umowy — ani opłaty za udostępnienie Projektu, ani wynagrodzenia od rezultatu. Warunkiem korzystania z systemu jest aktywny Abonament (§ 7); jego zasady, w tym zmianę ceny wyłącznie na przyszłość, określa Regulamin Abonamentu Inwestora.</w:t>
       </w:r>
     </w:p>
     <w:p>
@@ -810,7 +819,7 @@
         <w:jc w:val="both"/>
       </w:pPr>
       <w:r>
-        <w:t xml:space="preserve">W razie rozbieżności pierwszeństwo ma indywidualna Karta Leada przed Umową wyłącznie w zakresie danych Projektu, rzeczywistych warunków Prowizji od Pożyczkobiorcy i szczególnych warunków, a Umowa przed ogólnym regulaminem. Karta Leada nie może ustanawiać żadnych opłat należnych od Inwestora; jedynym wynagrodzeniem Finance You od Inwestora jest Opłata Abonamentowa (§ 7). Kara Obejściowa wynosi dokładnie 5% Sumy Hipotecznej; jej zmiana wymaga odrębnego uzgodnienia Stron w formie dokumentowej i uprzedniego przeglądu prawnego.</w:t>
+        <w:t xml:space="preserve">W razie rozbieżności pierwszeństwo ma indywidualna Karta Leada przed Umową wyłącznie w zakresie danych Projektu, rzeczywistych warunków Prowizji od Pożyczkobiorcy i szczególnych warunków, a Umowa przed ogólnym regulaminem. Karta Leada nie może ustanawiać żadnych opłat ani wynagrodzenia należnych Finance You od Inwestora. Kara Obejściowa wynosi dokładnie 5% Sumy Hipotecznej; jej zmiana wymaga odrębnego uzgodnienia Stron w formie dokumentowej i uprzedniego przeglądu prawnego.</w:t>
       </w:r>
     </w:p>
     <w:p>
@@ -886,7 +895,7 @@
         <w:jc w:val="both"/>
       </w:pPr>
       <w:r>
-        <w:t xml:space="preserve">Składanie Zleceń, udostępnienie teasera, Karta Leada, Ujawnienie Identyfikujące i rezerwacja są dostępne w aktywnym Okresie Abonamentowym i nie wymagają dodatkowych opłat. Inwestor nie ma dostępu do Projektów nieprzypisanych do jego Zleceń ani do ich zestawienia. Opłata Abonamentowa jest niezależna od Prowizji od Pożyczkobiorcy i Kary Obejściowej i nie zwalnia z Mechanizmu Zabezpieczenia Prowizji.</w:t>
+        <w:t xml:space="preserve">Składanie Zleceń, udostępnienie teasera, Karta Leada, Ujawnienie Identyfikujące i rezerwacja są dostępne w aktywnym Okresie Abonamentowym i nie wymagają żadnych opłat na rzecz Finance You. Inwestor nie ma dostępu do Projektów nieprzypisanych do jego Zleceń ani do ich zestawienia. Abonament jest niezależny od Prowizji od Pożyczkobiorcy i Kary Obejściowej i nie zwalnia z Mechanizmu Zabezpieczenia Prowizji.</w:t>
       </w:r>
     </w:p>
     <w:p>
@@ -1020,16 +1029,16 @@
           <w:b/>
           <w:bCs/>
         </w:rPr>
-        <w:t xml:space="preserve">§ 7. Opłata Abonamentowa i zabezpieczenie Prowizji od Pożyczkobiorcy</w:t>
-      </w:r>
-    </w:p>
-    <w:p>
-      <w:pPr>
-        <w:spacing w:before="0" w:after="80"/>
-        <w:jc w:val="both"/>
-      </w:pPr>
-      <w:r>
-        <w:t xml:space="preserve">Finance You pobiera od Inwestora wyłącznie Opłatę Abonamentową za dostęp do systemu: 1 500,00 zł brutto za 30 dni albo 7 000,00 zł brutto za 365 dni, według wyboru Inwestora. Opłata jest płatna z góry, jednorazowo za wybrany Okres Abonamentowy, za pośrednictwem operatora płatności (w szczególności przelewem albo BLIK), bez konieczności podawania danych karty płatniczej i bez automatycznego odnowienia; Finance You wystawia za nią fakturę. Przyjęcie Zlecenia, udostępnienie teasera, Karta Leada, Ujawnienie Identyfikujące, rezerwacja, wsparcie transakcyjne oraz zawarcie Transakcji Chronionej nie wymagają dodatkowych opłat. Po upływie Okresu Abonamentowego Finance You wstrzymuje przyjmowanie nowych Zleceń i dostęp do funkcji systemu do czasu opłacenia kolejnego okresu; dane i dokumenty Inwestora nie są usuwane, a poufność, Mechanizm Zabezpieczenia Prowizji i Okres Ochronny pozostają w mocy.</w:t>
+        <w:t xml:space="preserve">§ 7. Abonament i zabezpieczenie Prowizji od Pożyczkobiorcy</w:t>
+      </w:r>
+    </w:p>
+    <w:p>
+      <w:pPr>
+        <w:spacing w:before="0" w:after="80"/>
+        <w:jc w:val="both"/>
+      </w:pPr>
+      <w:r>
+        <w:t xml:space="preserve">Finance You nie pobiera od Inwestora wynagrodzenia z tytułu Umowy. Korzystanie z systemu Finance You, w tym składanie Zleceń, wymaga aktywnego Abonamentu, który Inwestor nabywa od Fundacji Krzewienia Edukacji Finansowej im. Pieczaka na podstawie Regulaminu Abonamentu Inwestora (obecnie 1 500,00 zł brutto za 30 dni albo 7 000,00 zł brutto za 365 dni, płatne z góry za wybrany okres, bez automatycznego odnowienia); faktury za Abonament wystawia Fundacja. Przyjęcie Zlecenia, udostępnienie teasera, Karta Leada, Ujawnienie Identyfikujące, rezerwacja, wsparcie transakcyjne oraz zawarcie Transakcji Chronionej nie wymagają żadnych opłat na rzecz Finance You. Po upływie Okresu Abonamentowego Finance You wstrzymuje przyjmowanie nowych Zleceń i dostęp do funkcji systemu do czasu opłacenia kolejnego okresu; dane i dokumenty Inwestora nie są usuwane, a poufność, Mechanizm Zabezpieczenia Prowizji i Okres Ochronny pozostają w mocy.</w:t>
       </w:r>
     </w:p>
     <w:p>
@@ -1615,7 +1624,7 @@
         <w:jc w:val="both"/>
       </w:pPr>
       <w:r>
-        <w:t xml:space="preserve">Stała kara za naruszenie raportowania nie ma zastosowania do Konsumenta. Kara Obejściowa może zostać zastosowana wobec Konsumenta wyłącznie po jej rzeczywistym, indywidualnym uzgodnieniu przed Ujawnieniem Identyfikującym, w osobnym oświadczeniu zawierającym sposób obliczenia, kwotowy przykład oraz jednoznaczne wskazanie, że poza Opłatą Abonamentową i Karą Obejściową Inwestor nie płaci Finance You żadnego wynagrodzenia. W pozostałym zakresie odpowiedzialność Konsumenta podlega zasadom ogólnym.</w:t>
+        <w:t xml:space="preserve">Stała kara za naruszenie raportowania nie ma zastosowania do Konsumenta. Kara Obejściowa może zostać zastosowana wobec Konsumenta wyłącznie po jej rzeczywistym, indywidualnym uzgodnieniu przed Ujawnieniem Identyfikującym, w osobnym oświadczeniu zawierającym sposób obliczenia, kwotowy przykład oraz jednoznaczne wskazanie, że poza Karą Obejściową Inwestor nie płaci Finance You żadnego wynagrodzenia. W pozostałym zakresie odpowiedzialność Konsumenta podlega zasadom ogólnym.</w:t>
       </w:r>
     </w:p>
     <w:p>
@@ -1637,7 +1646,7 @@
         <w:jc w:val="both"/>
       </w:pPr>
       <w:r>
-        <w:t xml:space="preserve">Przed zawarciem Umowy Konsument otrzymuje na trwałym nośniku informacje z Załącznika nr 3, aktualną Umowę, wzór odstąpienia oraz informację o wysokości Opłaty Abonamentowej i sposobie jej zapłaty. Przed każdym Ujawnieniem Identyfikującym otrzymuje także indywidualną Kartę Leada wskazującą, że za Projekt nie są należne opłaty poza Opłatą Abonamentową, warunki Prowizji od Pożyczkobiorcy, Mechanizm Zabezpieczenia Prowizji oraz sposób obliczenia i przykład Kary Obejściowej.</w:t>
+        <w:t xml:space="preserve">Przed zawarciem Umowy Konsument otrzymuje na trwałym nośniku informacje z Załącznika nr 3, aktualną Umowę, wzór odstąpienia oraz informację, że Finance You nie pobiera od Inwestora wynagrodzenia, a Abonament jest nabywany na podstawie Regulaminu Abonamentu Inwestora. Przed każdym Ujawnieniem Identyfikującym otrzymuje także indywidualną Kartę Leada wskazującą, że za Projekt nie są należne od Inwestora żadne opłaty, warunki Prowizji od Pożyczkobiorcy, Mechanizm Zabezpieczenia Prowizji oraz sposób obliczenia i przykład Kary Obejściowej.</w:t>
       </w:r>
     </w:p>
     <w:p>
@@ -1664,7 +1673,7 @@
         <w:jc w:val="both"/>
       </w:pPr>
       <w:r>
-        <w:t xml:space="preserve">Skuteczne odstąpienie Konsumenta po rozpoczęciu, lecz przed pełnym wykonaniem usługi, rodzi obowiązek zapłaty kwoty proporcjonalnej do świadczeń spełnionych do chwili odstąpienia — wyłącznie wtedy, gdy Konsument wyraźnie zażądał rozpoczęcia wykonywania przed upływem terminu odstąpienia i potwierdził, że utraci prawo odstąpienia po pełnym wykonaniu usługi. W takim przypadku Finance You zwraca Opłatę Abonamentową pomniejszoną o kwotę proporcjonalną do wykorzystanej części Okresu Abonamentowego; w pozostałych przypadkach zwraca ją w całości. Za przedstawienie Projektu nie nalicza się odrębnej kwoty.</w:t>
+        <w:t xml:space="preserve">Skuteczne odstąpienie Konsumenta po rozpoczęciu, lecz przed pełnym wykonaniem usługi, rodzi obowiązek zapłaty kwoty proporcjonalnej do świadczeń spełnionych do chwili odstąpienia — wyłącznie wtedy, gdy Konsument wyraźnie zażądał rozpoczęcia wykonywania przed upływem terminu odstąpienia i potwierdził, że utraci prawo odstąpienia po pełnym wykonaniu usługi. Odstąpienie od Umowy nie obejmuje Abonamentu — odstąpienie od umowy o Abonament i zwrot Opłaty Abonamentowej określa Regulamin Abonamentu Inwestora. Za przedstawienie Projektu nie nalicza się żadnej kwoty.</w:t>
       </w:r>
     </w:p>
     <w:p>
@@ -1865,7 +1874,7 @@
         <w:jc w:val="both"/>
       </w:pPr>
       <w:r>
-        <w:t xml:space="preserve">Załączniki nr 1–7 stanowią integralną część Umowy; wysokość Opłaty Abonamentowej określa § 7 ust. 1. Inwestor potwierdza otrzymanie kompletu dokumentów na trwałym nośniku przed Ujawnieniem Identyfikującym.</w:t>
+        <w:t xml:space="preserve">Załączniki nr 1–7 stanowią integralną część Umowy. Inwestor potwierdza otrzymanie kompletu dokumentów na trwałym nośniku przed Ujawnieniem Identyfikującym.</w:t>
       </w:r>
     </w:p>
     <w:p>
@@ -2208,7 +2217,7 @@
         <w:jc w:val="both"/>
       </w:pPr>
       <w:r>
-        <w:t xml:space="preserve">za ten Projekt Finance You nie pobiera od Inwestora żadnych opłat — dostęp w ramach Opłaty Abonamentowej (§ 7 Umowy)</w:t>
+        <w:t xml:space="preserve">za ten Projekt Finance You nie pobiera od Inwestora żadnych opłat (§ 7 Umowy)</w:t>
       </w:r>
     </w:p>
     <w:p>
@@ -2559,7 +2568,7 @@
         <w:jc w:val="both"/>
       </w:pPr>
       <w:r>
-        <w:t xml:space="preserve">Opłata proporcjonalna za rozpoczętą usługę pośrednictwa: nie dotyczy tego Projektu — rozliczenie Opłaty Abonamentowej przy odstąpieniu określa § 15 ust. 4 Umowy.</w:t>
+        <w:t xml:space="preserve">Opłata proporcjonalna za rozpoczętą usługę pośrednictwa: nie dotyczy — Finance You nie pobiera od Inwestora wynagrodzenia (§ 7 Umowy).</w:t>
       </w:r>
     </w:p>
     <w:p>
@@ -2586,7 +2595,7 @@
         <w:jc w:val="both"/>
       </w:pPr>
       <w:r>
-        <w:t xml:space="preserve">Potwierdzam, że za ten Projekt nie płacę Finance You żadnej opłaty poza Opłatą Abonamentową. Akceptuję obowiązek zastosowania Mechanizmu Zabezpieczenia Prowizji, ujawnioną Prowizję od Pożyczkobiorcy, własne wynagrodzenie od Klienta, konflikt i środki zarządzania, Karę Obejściową 5% Sumy Hipotecznej, jej przykład kwotowy, pięcioletni Okres Ochronny oraz wersje dokumentów wskazane w Protokole Akceptacji.</w:t>
+        <w:t xml:space="preserve">Potwierdzam, że za ten Projekt nie płacę Finance You żadnej opłaty. Akceptuję obowiązek zastosowania Mechanizmu Zabezpieczenia Prowizji, ujawnioną Prowizję od Pożyczkobiorcy, własne wynagrodzenie od Klienta, konflikt i środki zarządzania, Karę Obejściową 5% Sumy Hipotecznej, jej przykład kwotowy, pięcioletni Okres Ochronny oraz wersje dokumentów wskazane w Protokole Akceptacji.</w:t>
       </w:r>
     </w:p>
     <w:p>
@@ -3110,7 +3119,7 @@
         <w:jc w:val="both"/>
       </w:pPr>
       <w:r>
-        <w:t xml:space="preserve">Opłata Abonamentowa za dostęp do systemu: 1 500,00 zł brutto za 30 dni albo 7 000,00 zł brutto za 365 dni, płatna z góry za wybrany okres przez operatora płatności, bez konieczności podawania danych karty płatniczej i bez automatycznego odnowienia. Finance You nie pobiera od Inwestora opłaty za udostępnienie Projektu ani wynagrodzenia od rezultatu.</w:t>
+        <w:t xml:space="preserve">Finance You nie pobiera od Inwestora wynagrodzenia — ani opłaty za udostępnienie Projektu, ani wynagrodzenia od rezultatu. Dostęp do systemu wymaga aktywnego Abonamentu, sprzedawanego przez Fundacja Krzewienia Edukacji Finansowej im. Pieczaka z siedzibą w Lublinie (KRS 0001140846, NIP 9462747637) na podstawie Regulaminu Abonamentu Inwestora (obecnie 1 500,00 zł brutto za 30 dni albo 7 000,00 zł brutto za 365 dni, płatny z góry, bez konieczności podawania danych karty płatniczej i bez automatycznego odnowienia).</w:t>
       </w:r>
     </w:p>
     <w:p>
@@ -3200,7 +3209,7 @@
         <w:jc w:val="both"/>
       </w:pPr>
       <w:r>
-        <w:t xml:space="preserve">Inwestor płaci wyłącznie Opłatę Abonamentową, z góry za wybrany Okres Abonamentowy. Prowizję od Pożyczkobiorcy przekazuje z kwoty Finansowania zgodnie z dyspozycją Klienta. Ewentualna indywidualnie uzgodniona Kara Obejściowa jest płatna w terminie 7 dni od wezwania opisującego naruszenie i kalkulację.</w:t>
+        <w:t xml:space="preserve">Konsument nie płaci wynagrodzenia transakcyjnego. Prowizję od Pożyczkobiorcy przekazuje z kwoty Finansowania zgodnie z dyspozycją Klienta. Ewentualna indywidualnie uzgodniona Kara Obejściowa jest płatna w terminie 7 dni od wezwania opisującego naruszenie i kalkulację.</w:t>
       </w:r>
     </w:p>
     <w:p>
@@ -3836,7 +3845,7 @@
         <w:jc w:val="both"/>
       </w:pPr>
       <w:r>
-        <w:t xml:space="preserve">Opłata Inwestora za Projekt: brak (dostęp w ramach Opłaty Abonamentowej)  Prowizja od Pożyczkobiorcy: __________________  Mechanizm zabezpieczenia: ☐ tak ☐ nieKara Obejściowa 5% i przykład zaakceptowane: ☐ tak ☐ nie  Inwestor→Klient: __________________  konflikt i środki: ☐ tak ☐ nie</w:t>
+        <w:t xml:space="preserve">Opłata Inwestora za Projekt: brak  Prowizja od Pożyczkobiorcy: __________________  Mechanizm zabezpieczenia: ☐ tak ☐ nieKara Obejściowa 5% i przykład zaakceptowane: ☐ tak ☐ nie  Inwestor→Klient: __________________  konflikt i środki: ☐ tak ☐ nie</w:t>
       </w:r>
     </w:p>
     <w:p>
@@ -4463,7 +4472,7 @@
         <w:jc w:val="left"/>
       </w:pPr>
       <w:r>
-        <w:t xml:space="preserve">☐ Zlecenie składam na podstawie Ramowej umowy pośrednictwa (wersja: ________). Znam wysokość Opłaty Abonamentowej (1 500,00 zł brutto za 30 dni albo 7 000,00 zł brutto za 365 dni) i wiem, że poza nią nie płacę Finance You za Projekty ani od rezultatu; Prowizja od Pożyczkobiorcy (7% Kwoty Udzielonej, nie mniej niż 5 000,00 zł, bez VAT) obciąża Klienta, jest potrącana z wypłaty i podlega Mechanizmowi Zabezpieczenia Prowizji. ☐ Zobowiązuję się przed zawarciem Transakcji Chronionej samodzielnie zweryfikować status przedsiębiorcy Klienta i Cel Gospodarczy (§ 6 ust. 1 pkt 9). ☐ Przyjmuję do wiadomości, że Projekty są przedstawiane wyłącznie w wykonaniu przyjętego Zlecenia i nie mam dostępu do Projektów nieprzypisanych do moich Zleceń.</w:t>
+        <w:t xml:space="preserve">☐ Zlecenie składam na podstawie Ramowej umowy pośrednictwa (wersja: ________). Wiem, że nie płacę Finance You za Projekty ani od rezultatu, a dostęp do systemu wymaga aktywnego Abonamentu (Regulamin Abonamentu Inwestora); Prowizja od Pożyczkobiorcy (7% Kwoty Udzielonej, nie mniej niż 5 000,00 zł, bez VAT) obciąża Klienta, jest potrącana z wypłaty i podlega Mechanizmowi Zabezpieczenia Prowizji. ☐ Zobowiązuję się przed zawarciem Transakcji Chronionej samodzielnie zweryfikować status przedsiębiorcy Klienta i Cel Gospodarczy (§ 6 ust. 1 pkt 9). ☐ Przyjmuję do wiadomości, że Projekty są przedstawiane wyłącznie w wykonaniu przyjętego Zlecenia i nie mam dostępu do Projektów nieprzypisanych do moich Zleceń.</w:t>
       </w:r>
     </w:p>
     <w:p>

--- a/docs/legal/paczka-inwestor-v7/02_Ramowa_umowa_posrednictwa_na_odleglosc_Finance_You_v7.docx
+++ b/docs/legal/paczka-inwestor-v7/02_Ramowa_umowa_posrednictwa_na_odleglosc_Finance_You_v7.docx
@@ -362,7 +362,7 @@
         <w:jc w:val="both"/>
       </w:pPr>
       <w:r>
-        <w:t xml:space="preserve">Model rozliczenia.  Finance You nie pobiera od Inwestora wynagrodzenia z Umowy; dostęp do systemu wymaga aktywnego Abonamentu (Regulamin Abonamentu Inwestora, obecnie 1 500,00 zł brutto za 30 dni albo 7 000,00 zł brutto za 365 dni). Klient płaci Prowizję od Pożyczkobiorcy według odrębnej umowy (7% Kwoty Udzielonej, nie mniej niż 5 000,00 zł, bez VAT), a Inwestor zabezpiecza jej bezpośredni przelew z kwoty Finansowania i potrąca ją z wypłaty. Zawarcie lub wykonanie Transakcji Chronionej bez tego mechanizmu stanowi Naruszenie Obejściowe i uruchamia Karę Obejściową równą 5% Sumy Hipotecznej.</w:t>
+        <w:t xml:space="preserve">Model rozliczenia.  Finance You nie pobiera od Inwestora wynagrodzenia z Umowy; dostęp do systemu wymaga aktywnego Abonamentu (Regulamin Abonamentu Inwestora, obecnie 1 500,00 zł brutto za 30 dni albo 7 000,00 zł brutto za 365 dni). Klient płaci Prowizję od Pożyczkobiorcy według odrębnej umowy (5% Kwoty Udzielonej, nie mniej niż 5 000,00 zł, bez VAT), a Inwestor zabezpiecza jej bezpośredni przelew z kwoty Finansowania i potrąca ją z wypłaty. Zawarcie lub wykonanie Transakcji Chronionej bez tego mechanizmu stanowi Naruszenie Obejściowe i uruchamia Karę Obejściową równą 5% Sumy Hipotecznej.</w:t>
       </w:r>
     </w:p>
     <w:p>
@@ -474,7 +474,7 @@
         <w:jc w:val="both"/>
       </w:pPr>
       <w:r>
-        <w:t xml:space="preserve">Prowizja od Pożyczkobiorcy oznacza odrębne wynagrodzenie Finance You wynikające wyłącznie z umowy z Klientem i ekonomicznie obciążające Klienta, a nie cenę usługi świadczonej Inwestorowi. Wynosi 7% Kwoty Udzielonej, nie mniej niż 5 000,00 zł, bez VAT, i jest potrącana z wypłaty Finansowania zgodnie z dyspozycją Klienta (Załącznik nr 6): Inwestor przekazuje ją bezpośrednio na rachunek Finance You, a pozostałą część Kwoty Udzielonej wypłaca Klientowi; jeżeli odrębna umowa z Klientem przewiduje inną stawkę, minimum albo podstawę, Karta Leada musi odzwierciedlać rzeczywiste warunki tej umowy.</w:t>
+        <w:t xml:space="preserve">Prowizja od Pożyczkobiorcy oznacza odrębne wynagrodzenie Finance You wynikające wyłącznie z umowy z Klientem i ekonomicznie obciążające Klienta, a nie cenę usługi świadczonej Inwestorowi. Wynosi 5% Kwoty Udzielonej, nie mniej niż 5 000,00 zł, bez VAT, i jest potrącana z wypłaty Finansowania zgodnie z dyspozycją Klienta (Załącznik nr 6): Inwestor przekazuje ją bezpośrednio na rachunek Finance You, a pozostałą część Kwoty Udzielonej wypłaca Klientowi; jeżeli odrębna umowa z Klientem przewiduje inną stawkę, minimum albo podstawę, Karta Leada musi odzwierciedlać rzeczywiste warunki tej umowy.</w:t>
       </w:r>
     </w:p>
     <w:p>
@@ -1047,7 +1047,7 @@
         <w:jc w:val="both"/>
       </w:pPr>
       <w:r>
-        <w:t xml:space="preserve">Ekonomiczny ciężar Prowizji od Pożyczkobiorcy ponosi Klient na podstawie odrębnej umowy z Finance You; nie jest ona opłatą za usługę świadczoną Inwestorowi. Prowizja od Pożyczkobiorcy wynosi 7% Kwoty Udzielonej, nie mniej niż 5 000,00 zł, bez VAT, i jest potrącana z wypłaty, chyba że umowa Klienta przewiduje inną stawkę, minimum, podstawę albo moment należności. Karta Leada musi odzwierciedlać rzeczywiste, a nie przykładowe warunki. Odrębny obowiązek Inwestora wykonania dyspozycji Klienta i świadczenia na rzecz Finance You powstaje z dokumentu Finansowania zawierającego Mechanizm Zabezpieczenia Prowizji.</w:t>
+        <w:t xml:space="preserve">Ekonomiczny ciężar Prowizji od Pożyczkobiorcy ponosi Klient na podstawie odrębnej umowy z Finance You; nie jest ona opłatą za usługę świadczoną Inwestorowi. Prowizja od Pożyczkobiorcy wynosi 5% Kwoty Udzielonej, nie mniej niż 5 000,00 zł, bez VAT, i jest potrącana z wypłaty, chyba że umowa Klienta przewiduje inną stawkę, minimum, podstawę albo moment należności. Karta Leada musi odzwierciedlać rzeczywiste, a nie przykładowe warunki. Odrębny obowiązek Inwestora wykonania dyspozycji Klienta i świadczenia na rzecz Finance You powstaje z dokumentu Finansowania zawierającego Mechanizm Zabezpieczenia Prowizji.</w:t>
       </w:r>
     </w:p>
     <w:p>
@@ -2325,7 +2325,7 @@
         <w:jc w:val="both"/>
       </w:pPr>
       <w:r>
-        <w:t xml:space="preserve">Rzeczywiste warunki z odrębnej umowy Klienta: ______ % Kwoty Udzielonej; minimum: __________ zł; bez VAT; kwota / formuła: __________________; potrącana z wypłaty: ☐ tak; moment należności: __________________Standard, jeżeli umowa Klienta nie stanowi inaczej: 7% Kwoty Udzielonej, minimum 5 000,00 zł, bez VAT.</w:t>
+        <w:t xml:space="preserve">Rzeczywiste warunki z odrębnej umowy Klienta: ______ % Kwoty Udzielonej; minimum: __________ zł; bez VAT; kwota / formuła: __________________; potrącana z wypłaty: ☐ tak; moment należności: __________________Standard, jeżeli umowa Klienta nie stanowi inaczej: 5% Kwoty Udzielonej, minimum 5 000,00 zł, bez VAT.</w:t>
       </w:r>
     </w:p>
     <w:p>
@@ -3137,7 +3137,7 @@
         <w:jc w:val="both"/>
       </w:pPr>
       <w:r>
-        <w:t xml:space="preserve">Finance You otrzymuje od Klienta Prowizję od Pożyczkobiorcy według odrębnej umowy. Standardowo: 7% Kwoty Udzielonej, nie mniej niż 5 000,00 zł, bez VAT — potrącana z wypłaty. Inwestor przekazuje ją z kwoty Finansowania bezpośrednio Finance You zgodnie z dyspozycją Klienta; nie jest to opłata Inwestora.</w:t>
+        <w:t xml:space="preserve">Finance You otrzymuje od Klienta Prowizję od Pożyczkobiorcy według odrębnej umowy. Standardowo: 5% Kwoty Udzielonej, nie mniej niż 5 000,00 zł, bez VAT — potrącana z wypłaty. Inwestor przekazuje ją z kwoty Finansowania bezpośrednio Finance You zgodnie z dyspozycją Klienta; nie jest to opłata Inwestora.</w:t>
       </w:r>
     </w:p>
     <w:p>
@@ -4472,7 +4472,7 @@
         <w:jc w:val="left"/>
       </w:pPr>
       <w:r>
-        <w:t xml:space="preserve">☐ Zlecenie składam na podstawie Ramowej umowy pośrednictwa (wersja: ________). Wiem, że nie płacę Finance You za Projekty ani od rezultatu, a dostęp do systemu wymaga aktywnego Abonamentu (Regulamin Abonamentu Inwestora); Prowizja od Pożyczkobiorcy (7% Kwoty Udzielonej, nie mniej niż 5 000,00 zł, bez VAT) obciąża Klienta, jest potrącana z wypłaty i podlega Mechanizmowi Zabezpieczenia Prowizji. ☐ Zobowiązuję się przed zawarciem Transakcji Chronionej samodzielnie zweryfikować status przedsiębiorcy Klienta i Cel Gospodarczy (§ 6 ust. 1 pkt 9). ☐ Przyjmuję do wiadomości, że Projekty są przedstawiane wyłącznie w wykonaniu przyjętego Zlecenia i nie mam dostępu do Projektów nieprzypisanych do moich Zleceń.</w:t>
+        <w:t xml:space="preserve">☐ Zlecenie składam na podstawie Ramowej umowy pośrednictwa (wersja: ________). Wiem, że nie płacę Finance You za Projekty ani od rezultatu, a dostęp do systemu wymaga aktywnego Abonamentu (Regulamin Abonamentu Inwestora); Prowizja od Pożyczkobiorcy (5% Kwoty Udzielonej, nie mniej niż 5 000,00 zł, bez VAT) obciąża Klienta, jest potrącana z wypłaty i podlega Mechanizmowi Zabezpieczenia Prowizji. ☐ Zobowiązuję się przed zawarciem Transakcji Chronionej samodzielnie zweryfikować status przedsiębiorcy Klienta i Cel Gospodarczy (§ 6 ust. 1 pkt 9). ☐ Przyjmuję do wiadomości, że Projekty są przedstawiane wyłącznie w wykonaniu przyjętego Zlecenia i nie mam dostępu do Projektów nieprzypisanych do moich Zleceń.</w:t>
       </w:r>
     </w:p>
     <w:p>

--- a/docs/legal/paczka-inwestor-v7/02_Ramowa_umowa_posrednictwa_na_odleglosc_Finance_You_v7.docx
+++ b/docs/legal/paczka-inwestor-v7/02_Ramowa_umowa_posrednictwa_na_odleglosc_Finance_You_v7.docx
@@ -362,7 +362,7 @@
         <w:jc w:val="both"/>
       </w:pPr>
       <w:r>
-        <w:t xml:space="preserve">Model rozliczenia.  Finance You nie pobiera od Inwestora wynagrodzenia z Umowy; dostęp do systemu wymaga aktywnego Abonamentu (Regulamin Abonamentu Inwestora, obecnie 1 500,00 zł brutto za 30 dni albo 7 000,00 zł brutto za 365 dni). Klient płaci Prowizję od Pożyczkobiorcy według odrębnej umowy (5% Kwoty Udzielonej, nie mniej niż 5 000,00 zł, bez VAT), a Inwestor zabezpiecza jej bezpośredni przelew z kwoty Finansowania i potrąca ją z wypłaty. Zawarcie lub wykonanie Transakcji Chronionej bez tego mechanizmu stanowi Naruszenie Obejściowe i uruchamia Karę Obejściową równą 5% Sumy Hipotecznej.</w:t>
+        <w:t xml:space="preserve">Model rozliczenia.  Finance You nie pobiera od Inwestora wynagrodzenia z Umowy; dostęp do systemu wymaga aktywnego Abonamentu (Regulamin Abonamentu Inwestora, obecnie 1 500,00 zł brutto za 30 dni albo 7 000,00 zł brutto za 365 dni). Klient płaci Prowizję od Pożyczkobiorcy według odrębnej umowy (7% Kwoty Udzielonej, nie mniej niż 5 000,00 zł, bez VAT), a Inwestor zabezpiecza jej bezpośredni przelew z kwoty Finansowania i potrąca ją z wypłaty. Zawarcie lub wykonanie Transakcji Chronionej bez tego mechanizmu stanowi Naruszenie Obejściowe i uruchamia Karę Obejściową równą 5% Sumy Hipotecznej.</w:t>
       </w:r>
     </w:p>
     <w:p>
@@ -474,7 +474,7 @@
         <w:jc w:val="both"/>
       </w:pPr>
       <w:r>
-        <w:t xml:space="preserve">Prowizja od Pożyczkobiorcy oznacza odrębne wynagrodzenie Finance You wynikające wyłącznie z umowy z Klientem i ekonomicznie obciążające Klienta, a nie cenę usługi świadczonej Inwestorowi. Wynosi 5% Kwoty Udzielonej, nie mniej niż 5 000,00 zł, bez VAT, i jest potrącana z wypłaty Finansowania zgodnie z dyspozycją Klienta (Załącznik nr 6): Inwestor przekazuje ją bezpośrednio na rachunek Finance You, a pozostałą część Kwoty Udzielonej wypłaca Klientowi; jeżeli odrębna umowa z Klientem przewiduje inną stawkę, minimum albo podstawę, Karta Leada musi odzwierciedlać rzeczywiste warunki tej umowy.</w:t>
+        <w:t xml:space="preserve">Prowizja od Pożyczkobiorcy oznacza odrębne wynagrodzenie Finance You wynikające wyłącznie z umowy z Klientem i ekonomicznie obciążające Klienta, a nie cenę usługi świadczonej Inwestorowi. Wynosi 7% Kwoty Udzielonej, nie mniej niż 5 000,00 zł, bez VAT, i jest potrącana z wypłaty Finansowania zgodnie z dyspozycją Klienta (Załącznik nr 6): Inwestor przekazuje ją bezpośrednio na rachunek Finance You, a pozostałą część Kwoty Udzielonej wypłaca Klientowi; jeżeli odrębna umowa z Klientem przewiduje inną stawkę, minimum albo podstawę, Karta Leada musi odzwierciedlać rzeczywiste warunki tej umowy.</w:t>
       </w:r>
     </w:p>
     <w:p>
@@ -1047,7 +1047,7 @@
         <w:jc w:val="both"/>
       </w:pPr>
       <w:r>
-        <w:t xml:space="preserve">Ekonomiczny ciężar Prowizji od Pożyczkobiorcy ponosi Klient na podstawie odrębnej umowy z Finance You; nie jest ona opłatą za usługę świadczoną Inwestorowi. Prowizja od Pożyczkobiorcy wynosi 5% Kwoty Udzielonej, nie mniej niż 5 000,00 zł, bez VAT, i jest potrącana z wypłaty, chyba że umowa Klienta przewiduje inną stawkę, minimum, podstawę albo moment należności. Karta Leada musi odzwierciedlać rzeczywiste, a nie przykładowe warunki. Odrębny obowiązek Inwestora wykonania dyspozycji Klienta i świadczenia na rzecz Finance You powstaje z dokumentu Finansowania zawierającego Mechanizm Zabezpieczenia Prowizji.</w:t>
+        <w:t xml:space="preserve">Ekonomiczny ciężar Prowizji od Pożyczkobiorcy ponosi Klient na podstawie odrębnej umowy z Finance You; nie jest ona opłatą za usługę świadczoną Inwestorowi. Prowizja od Pożyczkobiorcy wynosi 7% Kwoty Udzielonej, nie mniej niż 5 000,00 zł, bez VAT, i jest potrącana z wypłaty, chyba że umowa Klienta przewiduje inną stawkę, minimum, podstawę albo moment należności. Karta Leada musi odzwierciedlać rzeczywiste, a nie przykładowe warunki. Odrębny obowiązek Inwestora wykonania dyspozycji Klienta i świadczenia na rzecz Finance You powstaje z dokumentu Finansowania zawierającego Mechanizm Zabezpieczenia Prowizji.</w:t>
       </w:r>
     </w:p>
     <w:p>
@@ -2325,7 +2325,7 @@
         <w:jc w:val="both"/>
       </w:pPr>
       <w:r>
-        <w:t xml:space="preserve">Rzeczywiste warunki z odrębnej umowy Klienta: ______ % Kwoty Udzielonej; minimum: __________ zł; bez VAT; kwota / formuła: __________________; potrącana z wypłaty: ☐ tak; moment należności: __________________Standard, jeżeli umowa Klienta nie stanowi inaczej: 5% Kwoty Udzielonej, minimum 5 000,00 zł, bez VAT.</w:t>
+        <w:t xml:space="preserve">Rzeczywiste warunki z odrębnej umowy Klienta: ______ % Kwoty Udzielonej; minimum: __________ zł; bez VAT; kwota / formuła: __________________; potrącana z wypłaty: ☐ tak; moment należności: __________________Standard, jeżeli umowa Klienta nie stanowi inaczej: 7% Kwoty Udzielonej, minimum 5 000,00 zł, bez VAT.</w:t>
       </w:r>
     </w:p>
     <w:p>
@@ -3137,7 +3137,7 @@
         <w:jc w:val="both"/>
       </w:pPr>
       <w:r>
-        <w:t xml:space="preserve">Finance You otrzymuje od Klienta Prowizję od Pożyczkobiorcy według odrębnej umowy. Standardowo: 5% Kwoty Udzielonej, nie mniej niż 5 000,00 zł, bez VAT — potrącana z wypłaty. Inwestor przekazuje ją z kwoty Finansowania bezpośrednio Finance You zgodnie z dyspozycją Klienta; nie jest to opłata Inwestora.</w:t>
+        <w:t xml:space="preserve">Finance You otrzymuje od Klienta Prowizję od Pożyczkobiorcy według odrębnej umowy. Standardowo: 7% Kwoty Udzielonej, nie mniej niż 5 000,00 zł, bez VAT — potrącana z wypłaty. Inwestor przekazuje ją z kwoty Finansowania bezpośrednio Finance You zgodnie z dyspozycją Klienta; nie jest to opłata Inwestora.</w:t>
       </w:r>
     </w:p>
     <w:p>
@@ -4472,7 +4472,7 @@
         <w:jc w:val="left"/>
       </w:pPr>
       <w:r>
-        <w:t xml:space="preserve">☐ Zlecenie składam na podstawie Ramowej umowy pośrednictwa (wersja: ________). Wiem, że nie płacę Finance You za Projekty ani od rezultatu, a dostęp do systemu wymaga aktywnego Abonamentu (Regulamin Abonamentu Inwestora); Prowizja od Pożyczkobiorcy (5% Kwoty Udzielonej, nie mniej niż 5 000,00 zł, bez VAT) obciąża Klienta, jest potrącana z wypłaty i podlega Mechanizmowi Zabezpieczenia Prowizji. ☐ Zobowiązuję się przed zawarciem Transakcji Chronionej samodzielnie zweryfikować status przedsiębiorcy Klienta i Cel Gospodarczy (§ 6 ust. 1 pkt 9). ☐ Przyjmuję do wiadomości, że Projekty są przedstawiane wyłącznie w wykonaniu przyjętego Zlecenia i nie mam dostępu do Projektów nieprzypisanych do moich Zleceń.</w:t>
+        <w:t xml:space="preserve">☐ Zlecenie składam na podstawie Ramowej umowy pośrednictwa (wersja: ________). Wiem, że nie płacę Finance You za Projekty ani od rezultatu, a dostęp do systemu wymaga aktywnego Abonamentu (Regulamin Abonamentu Inwestora); Prowizja od Pożyczkobiorcy (7% Kwoty Udzielonej, nie mniej niż 5 000,00 zł, bez VAT) obciąża Klienta, jest potrącana z wypłaty i podlega Mechanizmowi Zabezpieczenia Prowizji. ☐ Zobowiązuję się przed zawarciem Transakcji Chronionej samodzielnie zweryfikować status przedsiębiorcy Klienta i Cel Gospodarczy (§ 6 ust. 1 pkt 9). ☐ Przyjmuję do wiadomości, że Projekty są przedstawiane wyłącznie w wykonaniu przyjętego Zlecenia i nie mam dostępu do Projektów nieprzypisanych do moich Zleceń.</w:t>
       </w:r>
     </w:p>
     <w:p>
